--- a/docs/CALL_FLOW.docx
+++ b/docs/CALL_FLOW.docx
@@ -10,7 +10,7 @@
         <w:t xml:space="preserve">CALL_FLOW</w:t>
       </w:r>
     </w:p>
-    <w:bookmarkStart w:id="20" w:name="call-flow"/>
+    <w:bookmarkStart w:id="22" w:name="call-flow"/>
     <w:p>
       <w:pPr>
         <w:pStyle w:val="Heading1"/>
@@ -803,6 +803,42 @@
         <w:rPr>
           <w:rStyle w:val="VerbatimChar"/>
         </w:rPr>
+        <w:t xml:space="preserve">TransactionService.record(..., CREDIT, ...)</w:t>
+      </w:r>
+      <w:r>
+        <w:br/>
+      </w:r>
+      <w:r>
+        <w:rPr>
+          <w:rStyle w:val="VerbatimChar"/>
+        </w:rPr>
+        <w:t xml:space="preserve">        ↓</w:t>
+      </w:r>
+      <w:r>
+        <w:br/>
+      </w:r>
+      <w:r>
+        <w:rPr>
+          <w:rStyle w:val="VerbatimChar"/>
+        </w:rPr>
+        <w:t xml:space="preserve">TransactionRepository.save()</w:t>
+      </w:r>
+      <w:r>
+        <w:br/>
+      </w:r>
+      <w:r>
+        <w:rPr>
+          <w:rStyle w:val="VerbatimChar"/>
+        </w:rPr>
+        <w:t xml:space="preserve">        ↓</w:t>
+      </w:r>
+      <w:r>
+        <w:br/>
+      </w:r>
+      <w:r>
+        <w:rPr>
+          <w:rStyle w:val="VerbatimChar"/>
+        </w:rPr>
         <w:t xml:space="preserve">AccountRepository.save()</w:t>
       </w:r>
     </w:p>
@@ -854,14 +890,25 @@
         </w:pict>
       </w:r>
     </w:p>
+    <w:p>
+      <w:pPr>
+        <w:spacing w:after="160" w:line="276" w:lineRule="auto"/>
+        <w:jc w:val="left"/>
+      </w:pPr>
+      <w:r>
+        <w:pict>
+          <v:rect style="width:0;height:1.5pt" o:hralign="center" o:hrstd="t" o:hr="t"/>
+        </w:pict>
+      </w:r>
+    </w:p>
     <w:bookmarkEnd w:id="14"/>
-    <w:bookmarkStart w:id="15" w:name="search-accounts"/>
+    <w:bookmarkStart w:id="15" w:name="get-account-by-id"/>
     <w:p>
       <w:pPr>
         <w:pStyle w:val="Heading2"/>
       </w:pPr>
       <w:r>
-        <w:t xml:space="preserve">Search accounts</w:t>
+        <w:t xml:space="preserve">Get account by id</w:t>
       </w:r>
     </w:p>
     <w:p>
@@ -872,7 +919,7 @@
         <w:rPr>
           <w:rStyle w:val="VerbatimChar"/>
         </w:rPr>
-        <w:t xml:space="preserve">AccountController.searchAccounts()</w:t>
+        <w:t xml:space="preserve">AccountController.getAccountById()</w:t>
       </w:r>
       <w:r>
         <w:br/>
@@ -890,7 +937,7 @@
         <w:rPr>
           <w:rStyle w:val="VerbatimChar"/>
         </w:rPr>
-        <w:t xml:space="preserve">AccountServiceImpl.searchAccounts()</w:t>
+        <w:t xml:space="preserve">AccountServiceImpl.getAccountById()</w:t>
       </w:r>
       <w:r>
         <w:br/>
@@ -908,7 +955,7 @@
         <w:rPr>
           <w:rStyle w:val="VerbatimChar"/>
         </w:rPr>
-        <w:t xml:space="preserve">AccountSpecification.matching()</w:t>
+        <w:t xml:space="preserve">AccountRepository.findById()</w:t>
       </w:r>
       <w:r>
         <w:br/>
@@ -926,7 +973,7 @@
         <w:rPr>
           <w:rStyle w:val="VerbatimChar"/>
         </w:rPr>
-        <w:t xml:space="preserve">AccountRepository.findAll(spec, pageable)</w:t>
+        <w:t xml:space="preserve">map → AccountResponse</w:t>
       </w:r>
     </w:p>
     <w:p>
@@ -941,13 +988,13 @@
       </w:r>
     </w:p>
     <w:bookmarkEnd w:id="15"/>
-    <w:bookmarkStart w:id="16" w:name="search-customers"/>
+    <w:bookmarkStart w:id="16" w:name="get-transactions-by-account"/>
     <w:p>
       <w:pPr>
         <w:pStyle w:val="Heading2"/>
       </w:pPr>
       <w:r>
-        <w:t xml:space="preserve">Search customers</w:t>
+        <w:t xml:space="preserve">Get transactions by account</w:t>
       </w:r>
     </w:p>
     <w:p>
@@ -958,7 +1005,7 @@
         <w:rPr>
           <w:rStyle w:val="VerbatimChar"/>
         </w:rPr>
-        <w:t xml:space="preserve">CustomerController.getCustomers()</w:t>
+        <w:t xml:space="preserve">AccountController.getTransactions()</w:t>
       </w:r>
       <w:r>
         <w:br/>
@@ -976,7 +1023,7 @@
         <w:rPr>
           <w:rStyle w:val="VerbatimChar"/>
         </w:rPr>
-        <w:t xml:space="preserve">CustomerServiceImpl.searchCustomers()</w:t>
+        <w:t xml:space="preserve">PageRequests.of(..., TX_SORT_FIELDS, "createdAt")</w:t>
       </w:r>
       <w:r>
         <w:br/>
@@ -994,7 +1041,7 @@
         <w:rPr>
           <w:rStyle w:val="VerbatimChar"/>
         </w:rPr>
-        <w:t xml:space="preserve">CustomerSpecification.containsText()</w:t>
+        <w:t xml:space="preserve">TransactionServiceImpl.getByAccountId()</w:t>
       </w:r>
       <w:r>
         <w:br/>
@@ -1012,7 +1059,118 @@
         <w:rPr>
           <w:rStyle w:val="VerbatimChar"/>
         </w:rPr>
-        <w:t xml:space="preserve">CustomerRepository.findAll(spec, pageable)</w:t>
+        <w:t xml:space="preserve">AccountRepository.existsById()   (else IllegalArgumentException)</w:t>
+      </w:r>
+      <w:r>
+        <w:br/>
+      </w:r>
+      <w:r>
+        <w:rPr>
+          <w:rStyle w:val="VerbatimChar"/>
+        </w:rPr>
+        <w:t xml:space="preserve">        ↓</w:t>
+      </w:r>
+      <w:r>
+        <w:br/>
+      </w:r>
+      <w:r>
+        <w:rPr>
+          <w:rStyle w:val="VerbatimChar"/>
+        </w:rPr>
+        <w:t xml:space="preserve">TransactionRepository.findByAccountAccountIdOrderByCreatedAtDesc()</w:t>
+      </w:r>
+      <w:r>
+        <w:br/>
+      </w:r>
+      <w:r>
+        <w:rPr>
+          <w:rStyle w:val="VerbatimChar"/>
+        </w:rPr>
+        <w:t xml:space="preserve">        ↓</w:t>
+      </w:r>
+      <w:r>
+        <w:br/>
+      </w:r>
+      <w:r>
+        <w:rPr>
+          <w:rStyle w:val="VerbatimChar"/>
+        </w:rPr>
+        <w:t xml:space="preserve">map → Page&lt;TransactionResponse&gt;</w:t>
+      </w:r>
+    </w:p>
+    <w:bookmarkEnd w:id="16"/>
+    <w:bookmarkStart w:id="17" w:name="search-accounts"/>
+    <w:p>
+      <w:pPr>
+        <w:pStyle w:val="Heading2"/>
+      </w:pPr>
+      <w:r>
+        <w:t xml:space="preserve">Search accounts</w:t>
+      </w:r>
+    </w:p>
+    <w:p>
+      <w:pPr>
+        <w:pStyle w:val="SourceCode"/>
+      </w:pPr>
+      <w:r>
+        <w:rPr>
+          <w:rStyle w:val="VerbatimChar"/>
+        </w:rPr>
+        <w:t xml:space="preserve">AccountController.searchAccounts()</w:t>
+      </w:r>
+      <w:r>
+        <w:br/>
+      </w:r>
+      <w:r>
+        <w:rPr>
+          <w:rStyle w:val="VerbatimChar"/>
+        </w:rPr>
+        <w:t xml:space="preserve">        ↓</w:t>
+      </w:r>
+      <w:r>
+        <w:br/>
+      </w:r>
+      <w:r>
+        <w:rPr>
+          <w:rStyle w:val="VerbatimChar"/>
+        </w:rPr>
+        <w:t xml:space="preserve">AccountServiceImpl.searchAccounts()</w:t>
+      </w:r>
+      <w:r>
+        <w:br/>
+      </w:r>
+      <w:r>
+        <w:rPr>
+          <w:rStyle w:val="VerbatimChar"/>
+        </w:rPr>
+        <w:t xml:space="preserve">        ↓</w:t>
+      </w:r>
+      <w:r>
+        <w:br/>
+      </w:r>
+      <w:r>
+        <w:rPr>
+          <w:rStyle w:val="VerbatimChar"/>
+        </w:rPr>
+        <w:t xml:space="preserve">AccountSpecification.matching()</w:t>
+      </w:r>
+      <w:r>
+        <w:br/>
+      </w:r>
+      <w:r>
+        <w:rPr>
+          <w:rStyle w:val="VerbatimChar"/>
+        </w:rPr>
+        <w:t xml:space="preserve">        ↓</w:t>
+      </w:r>
+      <w:r>
+        <w:br/>
+      </w:r>
+      <w:r>
+        <w:rPr>
+          <w:rStyle w:val="VerbatimChar"/>
+        </w:rPr>
+        <w:t xml:space="preserve">AccountRepository.findAll(spec, pageable)</w:t>
       </w:r>
     </w:p>
     <w:p>
@@ -1026,14 +1184,14 @@
         </w:pict>
       </w:r>
     </w:p>
-    <w:bookmarkEnd w:id="16"/>
-    <w:bookmarkStart w:id="17" w:name="update-account-status"/>
+    <w:bookmarkEnd w:id="17"/>
+    <w:bookmarkStart w:id="18" w:name="search-customers"/>
     <w:p>
       <w:pPr>
         <w:pStyle w:val="Heading2"/>
       </w:pPr>
       <w:r>
-        <w:t xml:space="preserve">Update account status</w:t>
+        <w:t xml:space="preserve">Search customers</w:t>
       </w:r>
     </w:p>
     <w:p>
@@ -1044,7 +1202,7 @@
         <w:rPr>
           <w:rStyle w:val="VerbatimChar"/>
         </w:rPr>
-        <w:t xml:space="preserve">AccountController.updateAccountStatus()</w:t>
+        <w:t xml:space="preserve">CustomerController.getCustomers()</w:t>
       </w:r>
       <w:r>
         <w:br/>
@@ -1062,7 +1220,7 @@
         <w:rPr>
           <w:rStyle w:val="VerbatimChar"/>
         </w:rPr>
-        <w:t xml:space="preserve">AccountServiceImpl.updateAccountStatus()</w:t>
+        <w:t xml:space="preserve">CustomerServiceImpl.searchCustomers()</w:t>
       </w:r>
       <w:r>
         <w:br/>
@@ -1080,7 +1238,25 @@
         <w:rPr>
           <w:rStyle w:val="VerbatimChar"/>
         </w:rPr>
-        <w:t xml:space="preserve">AccountRepository.findById() / save()</w:t>
+        <w:t xml:space="preserve">CustomerSpecification.containsText()</w:t>
+      </w:r>
+      <w:r>
+        <w:br/>
+      </w:r>
+      <w:r>
+        <w:rPr>
+          <w:rStyle w:val="VerbatimChar"/>
+        </w:rPr>
+        <w:t xml:space="preserve">        ↓</w:t>
+      </w:r>
+      <w:r>
+        <w:br/>
+      </w:r>
+      <w:r>
+        <w:rPr>
+          <w:rStyle w:val="VerbatimChar"/>
+        </w:rPr>
+        <w:t xml:space="preserve">CustomerRepository.findAll(spec, pageable)</w:t>
       </w:r>
     </w:p>
     <w:p>
@@ -1094,14 +1270,14 @@
         </w:pict>
       </w:r>
     </w:p>
-    <w:bookmarkEnd w:id="17"/>
-    <w:bookmarkStart w:id="18" w:name="employee-list-create-admin"/>
+    <w:bookmarkEnd w:id="18"/>
+    <w:bookmarkStart w:id="19" w:name="update-account-status"/>
     <w:p>
       <w:pPr>
         <w:pStyle w:val="Heading2"/>
       </w:pPr>
       <w:r>
-        <w:t xml:space="preserve">Employee list / create (ADMIN)</w:t>
+        <w:t xml:space="preserve">Update account status</w:t>
       </w:r>
     </w:p>
     <w:p>
@@ -1112,7 +1288,7 @@
         <w:rPr>
           <w:rStyle w:val="VerbatimChar"/>
         </w:rPr>
-        <w:t xml:space="preserve">UserController.* </w:t>
+        <w:t xml:space="preserve">AccountController.updateAccountStatus()</w:t>
       </w:r>
       <w:r>
         <w:br/>
@@ -1130,7 +1306,7 @@
         <w:rPr>
           <w:rStyle w:val="VerbatimChar"/>
         </w:rPr>
-        <w:t xml:space="preserve">UserService.*</w:t>
+        <w:t xml:space="preserve">AccountServiceImpl.updateAccountStatus()</w:t>
       </w:r>
       <w:r>
         <w:br/>
@@ -1148,7 +1324,7 @@
         <w:rPr>
           <w:rStyle w:val="VerbatimChar"/>
         </w:rPr>
-        <w:t xml:space="preserve">UserRepository / UserRoleRepository / RoleRepository</w:t>
+        <w:t xml:space="preserve">AccountRepository.findById() / save()</w:t>
       </w:r>
     </w:p>
     <w:p>
@@ -1162,14 +1338,14 @@
         </w:pict>
       </w:r>
     </w:p>
-    <w:bookmarkEnd w:id="18"/>
-    <w:bookmarkStart w:id="19" w:name="dashboard-summary"/>
+    <w:bookmarkEnd w:id="19"/>
+    <w:bookmarkStart w:id="20" w:name="employee-list-create-admin"/>
     <w:p>
       <w:pPr>
         <w:pStyle w:val="Heading2"/>
       </w:pPr>
       <w:r>
-        <w:t xml:space="preserve">Dashboard summary</w:t>
+        <w:t xml:space="preserve">Employee list / create (ADMIN)</w:t>
       </w:r>
     </w:p>
     <w:p>
@@ -1180,7 +1356,7 @@
         <w:rPr>
           <w:rStyle w:val="VerbatimChar"/>
         </w:rPr>
-        <w:t xml:space="preserve">DashboardController.getDashboard()</w:t>
+        <w:t xml:space="preserve">UserController.* </w:t>
       </w:r>
       <w:r>
         <w:br/>
@@ -1198,7 +1374,7 @@
         <w:rPr>
           <w:rStyle w:val="VerbatimChar"/>
         </w:rPr>
-        <w:t xml:space="preserve">DashboardServiceImpl</w:t>
+        <w:t xml:space="preserve">UserService.*</w:t>
       </w:r>
       <w:r>
         <w:br/>
@@ -1216,7 +1392,39 @@
         <w:rPr>
           <w:rStyle w:val="VerbatimChar"/>
         </w:rPr>
-        <w:t xml:space="preserve">CustomerRepository.count() / AccountRepository / UserRepository</w:t>
+        <w:t xml:space="preserve">UserRepository / UserRoleRepository / RoleRepository</w:t>
+      </w:r>
+    </w:p>
+    <w:p>
+      <w:pPr>
+        <w:spacing w:after="160" w:line="276" w:lineRule="auto"/>
+        <w:jc w:val="left"/>
+      </w:pPr>
+      <w:r>
+        <w:pict>
+          <v:rect style="width:0;height:1.5pt" o:hralign="center" o:hrstd="t" o:hr="t"/>
+        </w:pict>
+      </w:r>
+    </w:p>
+    <w:bookmarkEnd w:id="20"/>
+    <w:bookmarkStart w:id="21" w:name="dashboard-summary"/>
+    <w:p>
+      <w:pPr>
+        <w:pStyle w:val="Heading2"/>
+      </w:pPr>
+      <w:r>
+        <w:t xml:space="preserve">Dashboard summary</w:t>
+      </w:r>
+    </w:p>
+    <w:p>
+      <w:pPr>
+        <w:pStyle w:val="SourceCode"/>
+      </w:pPr>
+      <w:r>
+        <w:rPr>
+          <w:rStyle w:val="VerbatimChar"/>
+        </w:rPr>
+        <w:t xml:space="preserve">DashboardController.getDashboard()</w:t>
       </w:r>
       <w:r>
         <w:br/>
@@ -1234,11 +1442,47 @@
         <w:rPr>
           <w:rStyle w:val="VerbatimChar"/>
         </w:rPr>
+        <w:t xml:space="preserve">DashboardServiceImpl</w:t>
+      </w:r>
+      <w:r>
+        <w:br/>
+      </w:r>
+      <w:r>
+        <w:rPr>
+          <w:rStyle w:val="VerbatimChar"/>
+        </w:rPr>
+        <w:t xml:space="preserve">        ↓</w:t>
+      </w:r>
+      <w:r>
+        <w:br/>
+      </w:r>
+      <w:r>
+        <w:rPr>
+          <w:rStyle w:val="VerbatimChar"/>
+        </w:rPr>
+        <w:t xml:space="preserve">CustomerRepository.count() / AccountRepository / UserRepository</w:t>
+      </w:r>
+      <w:r>
+        <w:br/>
+      </w:r>
+      <w:r>
+        <w:rPr>
+          <w:rStyle w:val="VerbatimChar"/>
+        </w:rPr>
+        <w:t xml:space="preserve">        ↓</w:t>
+      </w:r>
+      <w:r>
+        <w:br/>
+      </w:r>
+      <w:r>
+        <w:rPr>
+          <w:rStyle w:val="VerbatimChar"/>
+        </w:rPr>
         <w:t xml:space="preserve">todayTransactionCount = 0  (stub)</w:t>
       </w:r>
     </w:p>
-    <w:bookmarkEnd w:id="19"/>
-    <w:bookmarkEnd w:id="20"/>
+    <w:bookmarkEnd w:id="21"/>
+    <w:bookmarkEnd w:id="22"/>
     <w:sectPr>
       <w:pgSz w:h="16838" w:w="11906"/>
       <w:pgMar w:bottom="1134" w:footer="720" w:gutter="0" w:header="720" w:left="1247" w:right="1247" w:top="1134"/>

--- a/docs/CALL_FLOW.docx
+++ b/docs/CALL_FLOW.docx
@@ -10,7 +10,7 @@
         <w:t xml:space="preserve">CALL_FLOW</w:t>
       </w:r>
     </w:p>
-    <w:bookmarkStart w:id="22" w:name="call-flow"/>
+    <w:bookmarkStart w:id="25" w:name="call-flow"/>
     <w:p>
       <w:pPr>
         <w:pStyle w:val="Heading1"/>
@@ -540,6 +540,42 @@
         </w:rPr>
         <w:t xml:space="preserve">AccountRepository.save()</w:t>
       </w:r>
+      <w:r>
+        <w:br/>
+      </w:r>
+      <w:r>
+        <w:rPr>
+          <w:rStyle w:val="VerbatimChar"/>
+        </w:rPr>
+        <w:t xml:space="preserve">        ↓</w:t>
+      </w:r>
+      <w:r>
+        <w:br/>
+      </w:r>
+      <w:r>
+        <w:rPr>
+          <w:rStyle w:val="VerbatimChar"/>
+        </w:rPr>
+        <w:t xml:space="preserve">(if openingDeposit &gt; 0) TransactionService.record(CREDIT)</w:t>
+      </w:r>
+      <w:r>
+        <w:br/>
+      </w:r>
+      <w:r>
+        <w:rPr>
+          <w:rStyle w:val="VerbatimChar"/>
+        </w:rPr>
+        <w:t xml:space="preserve">        ↓</w:t>
+      </w:r>
+      <w:r>
+        <w:br/>
+      </w:r>
+      <w:r>
+        <w:rPr>
+          <w:rStyle w:val="VerbatimChar"/>
+        </w:rPr>
+        <w:t xml:space="preserve">NotificationEventPublisher.publish(ACCOUNT_OPENED, recipientEmail)</w:t>
+      </w:r>
     </w:p>
     <w:p>
       <w:pPr>
@@ -821,7 +857,7 @@
         <w:rPr>
           <w:rStyle w:val="VerbatimChar"/>
         </w:rPr>
-        <w:t xml:space="preserve">TransactionRepository.save()</w:t>
+        <w:t xml:space="preserve">AccountRepository.save()</w:t>
       </w:r>
       <w:r>
         <w:br/>
@@ -839,7 +875,7 @@
         <w:rPr>
           <w:rStyle w:val="VerbatimChar"/>
         </w:rPr>
-        <w:t xml:space="preserve">AccountRepository.save()</w:t>
+        <w:t xml:space="preserve">NotificationEventPublisher.publish(DEPOSIT_COMPLETE, recipientEmail)</w:t>
       </w:r>
     </w:p>
     <w:p>
@@ -890,25 +926,14 @@
         </w:pict>
       </w:r>
     </w:p>
-    <w:p>
-      <w:pPr>
-        <w:spacing w:after="160" w:line="276" w:lineRule="auto"/>
-        <w:jc w:val="left"/>
-      </w:pPr>
-      <w:r>
-        <w:pict>
-          <v:rect style="width:0;height:1.5pt" o:hralign="center" o:hrstd="t" o:hr="t"/>
-        </w:pict>
-      </w:r>
-    </w:p>
     <w:bookmarkEnd w:id="14"/>
-    <w:bookmarkStart w:id="15" w:name="get-account-by-id"/>
+    <w:bookmarkStart w:id="15" w:name="withdraw"/>
     <w:p>
       <w:pPr>
         <w:pStyle w:val="Heading2"/>
       </w:pPr>
       <w:r>
-        <w:t xml:space="preserve">Get account by id</w:t>
+        <w:t xml:space="preserve">Withdraw</w:t>
       </w:r>
     </w:p>
     <w:p>
@@ -919,7 +944,7 @@
         <w:rPr>
           <w:rStyle w:val="VerbatimChar"/>
         </w:rPr>
-        <w:t xml:space="preserve">AccountController.getAccountById()</w:t>
+        <w:t xml:space="preserve">AccountController.withdraw()</w:t>
       </w:r>
       <w:r>
         <w:br/>
@@ -937,7 +962,7 @@
         <w:rPr>
           <w:rStyle w:val="VerbatimChar"/>
         </w:rPr>
-        <w:t xml:space="preserve">AccountServiceImpl.getAccountById()</w:t>
+        <w:t xml:space="preserve">AccountServiceImpl.withdraw()</w:t>
       </w:r>
       <w:r>
         <w:br/>
@@ -955,7 +980,7 @@
         <w:rPr>
           <w:rStyle w:val="VerbatimChar"/>
         </w:rPr>
-        <w:t xml:space="preserve">AccountRepository.findById()</w:t>
+        <w:t xml:space="preserve">AccountRepository.findByIdForUpdate()</w:t>
       </w:r>
       <w:r>
         <w:br/>
@@ -973,7 +998,61 @@
         <w:rPr>
           <w:rStyle w:val="VerbatimChar"/>
         </w:rPr>
-        <w:t xml:space="preserve">map → AccountResponse</w:t>
+        <w:t xml:space="preserve">assert ACTIVE + funds</w:t>
+      </w:r>
+      <w:r>
+        <w:br/>
+      </w:r>
+      <w:r>
+        <w:rPr>
+          <w:rStyle w:val="VerbatimChar"/>
+        </w:rPr>
+        <w:t xml:space="preserve">        ↓</w:t>
+      </w:r>
+      <w:r>
+        <w:br/>
+      </w:r>
+      <w:r>
+        <w:rPr>
+          <w:rStyle w:val="VerbatimChar"/>
+        </w:rPr>
+        <w:t xml:space="preserve">TransactionService.record(..., DEBIT, ...)</w:t>
+      </w:r>
+      <w:r>
+        <w:br/>
+      </w:r>
+      <w:r>
+        <w:rPr>
+          <w:rStyle w:val="VerbatimChar"/>
+        </w:rPr>
+        <w:t xml:space="preserve">        ↓</w:t>
+      </w:r>
+      <w:r>
+        <w:br/>
+      </w:r>
+      <w:r>
+        <w:rPr>
+          <w:rStyle w:val="VerbatimChar"/>
+        </w:rPr>
+        <w:t xml:space="preserve">AccountRepository.save()</w:t>
+      </w:r>
+      <w:r>
+        <w:br/>
+      </w:r>
+      <w:r>
+        <w:rPr>
+          <w:rStyle w:val="VerbatimChar"/>
+        </w:rPr>
+        <w:t xml:space="preserve">        ↓</w:t>
+      </w:r>
+      <w:r>
+        <w:br/>
+      </w:r>
+      <w:r>
+        <w:rPr>
+          <w:rStyle w:val="VerbatimChar"/>
+        </w:rPr>
+        <w:t xml:space="preserve">NotificationEventPublisher.publish(WITHDRAW_COMPLETE, recipientEmail)</w:t>
       </w:r>
     </w:p>
     <w:p>
@@ -988,13 +1067,13 @@
       </w:r>
     </w:p>
     <w:bookmarkEnd w:id="15"/>
-    <w:bookmarkStart w:id="16" w:name="get-transactions-by-account"/>
+    <w:bookmarkStart w:id="16" w:name="transfer"/>
     <w:p>
       <w:pPr>
         <w:pStyle w:val="Heading2"/>
       </w:pPr>
       <w:r>
-        <w:t xml:space="preserve">Get transactions by account</w:t>
+        <w:t xml:space="preserve">Transfer</w:t>
       </w:r>
     </w:p>
     <w:p>
@@ -1005,7 +1084,7 @@
         <w:rPr>
           <w:rStyle w:val="VerbatimChar"/>
         </w:rPr>
-        <w:t xml:space="preserve">AccountController.getTransactions()</w:t>
+        <w:t xml:space="preserve">AccountController.transfer()</w:t>
       </w:r>
       <w:r>
         <w:br/>
@@ -1023,7 +1102,7 @@
         <w:rPr>
           <w:rStyle w:val="VerbatimChar"/>
         </w:rPr>
-        <w:t xml:space="preserve">PageRequests.of(..., TX_SORT_FIELDS, "createdAt")</w:t>
+        <w:t xml:space="preserve">AccountServiceImpl.transfer()</w:t>
       </w:r>
       <w:r>
         <w:br/>
@@ -1041,7 +1120,7 @@
         <w:rPr>
           <w:rStyle w:val="VerbatimChar"/>
         </w:rPr>
-        <w:t xml:space="preserve">TransactionServiceImpl.getByAccountId()</w:t>
+        <w:t xml:space="preserve">lock both accounts (id order)</w:t>
       </w:r>
       <w:r>
         <w:br/>
@@ -1059,7 +1138,7 @@
         <w:rPr>
           <w:rStyle w:val="VerbatimChar"/>
         </w:rPr>
-        <w:t xml:space="preserve">AccountRepository.existsById()   (else IllegalArgumentException)</w:t>
+        <w:t xml:space="preserve">DEBIT from + CREDIT to via TransactionService.record</w:t>
       </w:r>
       <w:r>
         <w:br/>
@@ -1077,100 +1156,7 @@
         <w:rPr>
           <w:rStyle w:val="VerbatimChar"/>
         </w:rPr>
-        <w:t xml:space="preserve">TransactionRepository.findByAccountAccountIdOrderByCreatedAtDesc()</w:t>
-      </w:r>
-      <w:r>
-        <w:br/>
-      </w:r>
-      <w:r>
-        <w:rPr>
-          <w:rStyle w:val="VerbatimChar"/>
-        </w:rPr>
-        <w:t xml:space="preserve">        ↓</w:t>
-      </w:r>
-      <w:r>
-        <w:br/>
-      </w:r>
-      <w:r>
-        <w:rPr>
-          <w:rStyle w:val="VerbatimChar"/>
-        </w:rPr>
-        <w:t xml:space="preserve">map → Page&lt;TransactionResponse&gt;</w:t>
-      </w:r>
-    </w:p>
-    <w:bookmarkEnd w:id="16"/>
-    <w:bookmarkStart w:id="17" w:name="search-accounts"/>
-    <w:p>
-      <w:pPr>
-        <w:pStyle w:val="Heading2"/>
-      </w:pPr>
-      <w:r>
-        <w:t xml:space="preserve">Search accounts</w:t>
-      </w:r>
-    </w:p>
-    <w:p>
-      <w:pPr>
-        <w:pStyle w:val="SourceCode"/>
-      </w:pPr>
-      <w:r>
-        <w:rPr>
-          <w:rStyle w:val="VerbatimChar"/>
-        </w:rPr>
-        <w:t xml:space="preserve">AccountController.searchAccounts()</w:t>
-      </w:r>
-      <w:r>
-        <w:br/>
-      </w:r>
-      <w:r>
-        <w:rPr>
-          <w:rStyle w:val="VerbatimChar"/>
-        </w:rPr>
-        <w:t xml:space="preserve">        ↓</w:t>
-      </w:r>
-      <w:r>
-        <w:br/>
-      </w:r>
-      <w:r>
-        <w:rPr>
-          <w:rStyle w:val="VerbatimChar"/>
-        </w:rPr>
-        <w:t xml:space="preserve">AccountServiceImpl.searchAccounts()</w:t>
-      </w:r>
-      <w:r>
-        <w:br/>
-      </w:r>
-      <w:r>
-        <w:rPr>
-          <w:rStyle w:val="VerbatimChar"/>
-        </w:rPr>
-        <w:t xml:space="preserve">        ↓</w:t>
-      </w:r>
-      <w:r>
-        <w:br/>
-      </w:r>
-      <w:r>
-        <w:rPr>
-          <w:rStyle w:val="VerbatimChar"/>
-        </w:rPr>
-        <w:t xml:space="preserve">AccountSpecification.matching()</w:t>
-      </w:r>
-      <w:r>
-        <w:br/>
-      </w:r>
-      <w:r>
-        <w:rPr>
-          <w:rStyle w:val="VerbatimChar"/>
-        </w:rPr>
-        <w:t xml:space="preserve">        ↓</w:t>
-      </w:r>
-      <w:r>
-        <w:br/>
-      </w:r>
-      <w:r>
-        <w:rPr>
-          <w:rStyle w:val="VerbatimChar"/>
-        </w:rPr>
-        <w:t xml:space="preserve">AccountRepository.findAll(spec, pageable)</w:t>
+        <w:t xml:space="preserve">NotificationEventPublisher.publish(TRANSFER_SUCCESS, dest customer email)</w:t>
       </w:r>
     </w:p>
     <w:p>
@@ -1184,14 +1170,14 @@
         </w:pict>
       </w:r>
     </w:p>
-    <w:bookmarkEnd w:id="17"/>
-    <w:bookmarkStart w:id="18" w:name="search-customers"/>
+    <w:bookmarkEnd w:id="16"/>
+    <w:bookmarkStart w:id="17" w:name="kafka-notification-email"/>
     <w:p>
       <w:pPr>
         <w:pStyle w:val="Heading2"/>
       </w:pPr>
       <w:r>
-        <w:t xml:space="preserve">Search customers</w:t>
+        <w:t xml:space="preserve">Kafka notification → email</w:t>
       </w:r>
     </w:p>
     <w:p>
@@ -1202,7 +1188,7 @@
         <w:rPr>
           <w:rStyle w:val="VerbatimChar"/>
         </w:rPr>
-        <w:t xml:space="preserve">CustomerController.getCustomers()</w:t>
+        <w:t xml:space="preserve">AccountServiceImpl (after commit of money movement)</w:t>
       </w:r>
       <w:r>
         <w:br/>
@@ -1220,7 +1206,7 @@
         <w:rPr>
           <w:rStyle w:val="VerbatimChar"/>
         </w:rPr>
-        <w:t xml:space="preserve">CustomerServiceImpl.searchCustomers()</w:t>
+        <w:t xml:space="preserve">NotificationEventPublisher.publish(BankActionEvent)</w:t>
       </w:r>
       <w:r>
         <w:br/>
@@ -1238,7 +1224,7 @@
         <w:rPr>
           <w:rStyle w:val="VerbatimChar"/>
         </w:rPr>
-        <w:t xml:space="preserve">CustomerSpecification.containsText()</w:t>
+        <w:t xml:space="preserve">Kafka topic bankone.notifications</w:t>
       </w:r>
       <w:r>
         <w:br/>
@@ -1256,7 +1242,43 @@
         <w:rPr>
           <w:rStyle w:val="VerbatimChar"/>
         </w:rPr>
-        <w:t xml:space="preserve">CustomerRepository.findAll(spec, pageable)</w:t>
+        <w:t xml:space="preserve">NotificationEventConsumer</w:t>
+      </w:r>
+      <w:r>
+        <w:br/>
+      </w:r>
+      <w:r>
+        <w:rPr>
+          <w:rStyle w:val="VerbatimChar"/>
+        </w:rPr>
+        <w:t xml:space="preserve">        ↓</w:t>
+      </w:r>
+      <w:r>
+        <w:br/>
+      </w:r>
+      <w:r>
+        <w:rPr>
+          <w:rStyle w:val="VerbatimChar"/>
+        </w:rPr>
+        <w:t xml:space="preserve">NotificationEmailComposer</w:t>
+      </w:r>
+      <w:r>
+        <w:br/>
+      </w:r>
+      <w:r>
+        <w:rPr>
+          <w:rStyle w:val="VerbatimChar"/>
+        </w:rPr>
+        <w:t xml:space="preserve">        ↓</w:t>
+      </w:r>
+      <w:r>
+        <w:br/>
+      </w:r>
+      <w:r>
+        <w:rPr>
+          <w:rStyle w:val="VerbatimChar"/>
+        </w:rPr>
+        <w:t xml:space="preserve">NotificationMailService (SMTP / SendGrid)</w:t>
       </w:r>
     </w:p>
     <w:p>
@@ -1270,14 +1292,14 @@
         </w:pict>
       </w:r>
     </w:p>
-    <w:bookmarkEnd w:id="18"/>
-    <w:bookmarkStart w:id="19" w:name="update-account-status"/>
+    <w:bookmarkEnd w:id="17"/>
+    <w:bookmarkStart w:id="18" w:name="get-account-by-id"/>
     <w:p>
       <w:pPr>
         <w:pStyle w:val="Heading2"/>
       </w:pPr>
       <w:r>
-        <w:t xml:space="preserve">Update account status</w:t>
+        <w:t xml:space="preserve">Get account by id</w:t>
       </w:r>
     </w:p>
     <w:p>
@@ -1288,7 +1310,7 @@
         <w:rPr>
           <w:rStyle w:val="VerbatimChar"/>
         </w:rPr>
-        <w:t xml:space="preserve">AccountController.updateAccountStatus()</w:t>
+        <w:t xml:space="preserve">AccountController.getAccountById()</w:t>
       </w:r>
       <w:r>
         <w:br/>
@@ -1306,7 +1328,7 @@
         <w:rPr>
           <w:rStyle w:val="VerbatimChar"/>
         </w:rPr>
-        <w:t xml:space="preserve">AccountServiceImpl.updateAccountStatus()</w:t>
+        <w:t xml:space="preserve">AccountServiceImpl.getAccountById()</w:t>
       </w:r>
       <w:r>
         <w:br/>
@@ -1324,7 +1346,25 @@
         <w:rPr>
           <w:rStyle w:val="VerbatimChar"/>
         </w:rPr>
-        <w:t xml:space="preserve">AccountRepository.findById() / save()</w:t>
+        <w:t xml:space="preserve">AccountRepository.findById()</w:t>
+      </w:r>
+      <w:r>
+        <w:br/>
+      </w:r>
+      <w:r>
+        <w:rPr>
+          <w:rStyle w:val="VerbatimChar"/>
+        </w:rPr>
+        <w:t xml:space="preserve">        ↓</w:t>
+      </w:r>
+      <w:r>
+        <w:br/>
+      </w:r>
+      <w:r>
+        <w:rPr>
+          <w:rStyle w:val="VerbatimChar"/>
+        </w:rPr>
+        <w:t xml:space="preserve">map → AccountResponse</w:t>
       </w:r>
     </w:p>
     <w:p>
@@ -1338,14 +1378,14 @@
         </w:pict>
       </w:r>
     </w:p>
-    <w:bookmarkEnd w:id="19"/>
-    <w:bookmarkStart w:id="20" w:name="employee-list-create-admin"/>
+    <w:bookmarkEnd w:id="18"/>
+    <w:bookmarkStart w:id="19" w:name="get-transactions-by-account"/>
     <w:p>
       <w:pPr>
         <w:pStyle w:val="Heading2"/>
       </w:pPr>
       <w:r>
-        <w:t xml:space="preserve">Employee list / create (ADMIN)</w:t>
+        <w:t xml:space="preserve">Get transactions by account</w:t>
       </w:r>
     </w:p>
     <w:p>
@@ -1356,7 +1396,7 @@
         <w:rPr>
           <w:rStyle w:val="VerbatimChar"/>
         </w:rPr>
-        <w:t xml:space="preserve">UserController.* </w:t>
+        <w:t xml:space="preserve">AccountController.getTransactions()</w:t>
       </w:r>
       <w:r>
         <w:br/>
@@ -1374,7 +1414,7 @@
         <w:rPr>
           <w:rStyle w:val="VerbatimChar"/>
         </w:rPr>
-        <w:t xml:space="preserve">UserService.*</w:t>
+        <w:t xml:space="preserve">PageRequests.of(..., TX_SORT_FIELDS, "createdAt")</w:t>
       </w:r>
       <w:r>
         <w:br/>
@@ -1392,7 +1432,136 @@
         <w:rPr>
           <w:rStyle w:val="VerbatimChar"/>
         </w:rPr>
-        <w:t xml:space="preserve">UserRepository / UserRoleRepository / RoleRepository</w:t>
+        <w:t xml:space="preserve">TransactionServiceImpl.getByAccountId()</w:t>
+      </w:r>
+      <w:r>
+        <w:br/>
+      </w:r>
+      <w:r>
+        <w:rPr>
+          <w:rStyle w:val="VerbatimChar"/>
+        </w:rPr>
+        <w:t xml:space="preserve">        ↓</w:t>
+      </w:r>
+      <w:r>
+        <w:br/>
+      </w:r>
+      <w:r>
+        <w:rPr>
+          <w:rStyle w:val="VerbatimChar"/>
+        </w:rPr>
+        <w:t xml:space="preserve">AccountRepository.existsById()   (else IllegalArgumentException)</w:t>
+      </w:r>
+      <w:r>
+        <w:br/>
+      </w:r>
+      <w:r>
+        <w:rPr>
+          <w:rStyle w:val="VerbatimChar"/>
+        </w:rPr>
+        <w:t xml:space="preserve">        ↓</w:t>
+      </w:r>
+      <w:r>
+        <w:br/>
+      </w:r>
+      <w:r>
+        <w:rPr>
+          <w:rStyle w:val="VerbatimChar"/>
+        </w:rPr>
+        <w:t xml:space="preserve">TransactionRepository.findByAccountAccountIdOrderByCreatedAtDesc()</w:t>
+      </w:r>
+      <w:r>
+        <w:br/>
+      </w:r>
+      <w:r>
+        <w:rPr>
+          <w:rStyle w:val="VerbatimChar"/>
+        </w:rPr>
+        <w:t xml:space="preserve">        ↓</w:t>
+      </w:r>
+      <w:r>
+        <w:br/>
+      </w:r>
+      <w:r>
+        <w:rPr>
+          <w:rStyle w:val="VerbatimChar"/>
+        </w:rPr>
+        <w:t xml:space="preserve">map → Page&lt;TransactionResponse&gt;</w:t>
+      </w:r>
+    </w:p>
+    <w:bookmarkEnd w:id="19"/>
+    <w:bookmarkStart w:id="20" w:name="search-accounts"/>
+    <w:p>
+      <w:pPr>
+        <w:pStyle w:val="Heading2"/>
+      </w:pPr>
+      <w:r>
+        <w:t xml:space="preserve">Search accounts</w:t>
+      </w:r>
+    </w:p>
+    <w:p>
+      <w:pPr>
+        <w:pStyle w:val="SourceCode"/>
+      </w:pPr>
+      <w:r>
+        <w:rPr>
+          <w:rStyle w:val="VerbatimChar"/>
+        </w:rPr>
+        <w:t xml:space="preserve">AccountController.searchAccounts()</w:t>
+      </w:r>
+      <w:r>
+        <w:br/>
+      </w:r>
+      <w:r>
+        <w:rPr>
+          <w:rStyle w:val="VerbatimChar"/>
+        </w:rPr>
+        <w:t xml:space="preserve">        ↓</w:t>
+      </w:r>
+      <w:r>
+        <w:br/>
+      </w:r>
+      <w:r>
+        <w:rPr>
+          <w:rStyle w:val="VerbatimChar"/>
+        </w:rPr>
+        <w:t xml:space="preserve">AccountServiceImpl.searchAccounts()</w:t>
+      </w:r>
+      <w:r>
+        <w:br/>
+      </w:r>
+      <w:r>
+        <w:rPr>
+          <w:rStyle w:val="VerbatimChar"/>
+        </w:rPr>
+        <w:t xml:space="preserve">        ↓</w:t>
+      </w:r>
+      <w:r>
+        <w:br/>
+      </w:r>
+      <w:r>
+        <w:rPr>
+          <w:rStyle w:val="VerbatimChar"/>
+        </w:rPr>
+        <w:t xml:space="preserve">AccountSpecification.matching()</w:t>
+      </w:r>
+      <w:r>
+        <w:br/>
+      </w:r>
+      <w:r>
+        <w:rPr>
+          <w:rStyle w:val="VerbatimChar"/>
+        </w:rPr>
+        <w:t xml:space="preserve">        ↓</w:t>
+      </w:r>
+      <w:r>
+        <w:br/>
+      </w:r>
+      <w:r>
+        <w:rPr>
+          <w:rStyle w:val="VerbatimChar"/>
+        </w:rPr>
+        <w:t xml:space="preserve">AccountRepository.findAll(spec, pageable)</w:t>
       </w:r>
     </w:p>
     <w:p>
@@ -1407,13 +1576,13 @@
       </w:r>
     </w:p>
     <w:bookmarkEnd w:id="20"/>
-    <w:bookmarkStart w:id="21" w:name="dashboard-summary"/>
+    <w:bookmarkStart w:id="21" w:name="search-customers"/>
     <w:p>
       <w:pPr>
         <w:pStyle w:val="Heading2"/>
       </w:pPr>
       <w:r>
-        <w:t xml:space="preserve">Dashboard summary</w:t>
+        <w:t xml:space="preserve">Search customers</w:t>
       </w:r>
     </w:p>
     <w:p>
@@ -1424,7 +1593,7 @@
         <w:rPr>
           <w:rStyle w:val="VerbatimChar"/>
         </w:rPr>
-        <w:t xml:space="preserve">DashboardController.getDashboard()</w:t>
+        <w:t xml:space="preserve">CustomerController.getCustomers()</w:t>
       </w:r>
       <w:r>
         <w:br/>
@@ -1442,7 +1611,7 @@
         <w:rPr>
           <w:rStyle w:val="VerbatimChar"/>
         </w:rPr>
-        <w:t xml:space="preserve">DashboardServiceImpl</w:t>
+        <w:t xml:space="preserve">CustomerServiceImpl.searchCustomers()</w:t>
       </w:r>
       <w:r>
         <w:br/>
@@ -1460,7 +1629,7 @@
         <w:rPr>
           <w:rStyle w:val="VerbatimChar"/>
         </w:rPr>
-        <w:t xml:space="preserve">CustomerRepository.count() / AccountRepository / UserRepository</w:t>
+        <w:t xml:space="preserve">CustomerSpecification.containsText()</w:t>
       </w:r>
       <w:r>
         <w:br/>
@@ -1478,11 +1647,233 @@
         <w:rPr>
           <w:rStyle w:val="VerbatimChar"/>
         </w:rPr>
-        <w:t xml:space="preserve">todayTransactionCount = 0  (stub)</w:t>
+        <w:t xml:space="preserve">CustomerRepository.findAll(spec, pageable)</w:t>
+      </w:r>
+    </w:p>
+    <w:p>
+      <w:pPr>
+        <w:spacing w:after="160" w:line="276" w:lineRule="auto"/>
+        <w:jc w:val="left"/>
+      </w:pPr>
+      <w:r>
+        <w:pict>
+          <v:rect style="width:0;height:1.5pt" o:hralign="center" o:hrstd="t" o:hr="t"/>
+        </w:pict>
       </w:r>
     </w:p>
     <w:bookmarkEnd w:id="21"/>
+    <w:bookmarkStart w:id="22" w:name="update-account-status"/>
+    <w:p>
+      <w:pPr>
+        <w:pStyle w:val="Heading2"/>
+      </w:pPr>
+      <w:r>
+        <w:t xml:space="preserve">Update account status</w:t>
+      </w:r>
+    </w:p>
+    <w:p>
+      <w:pPr>
+        <w:pStyle w:val="SourceCode"/>
+      </w:pPr>
+      <w:r>
+        <w:rPr>
+          <w:rStyle w:val="VerbatimChar"/>
+        </w:rPr>
+        <w:t xml:space="preserve">AccountController.updateAccountStatus()</w:t>
+      </w:r>
+      <w:r>
+        <w:br/>
+      </w:r>
+      <w:r>
+        <w:rPr>
+          <w:rStyle w:val="VerbatimChar"/>
+        </w:rPr>
+        <w:t xml:space="preserve">        ↓</w:t>
+      </w:r>
+      <w:r>
+        <w:br/>
+      </w:r>
+      <w:r>
+        <w:rPr>
+          <w:rStyle w:val="VerbatimChar"/>
+        </w:rPr>
+        <w:t xml:space="preserve">AccountServiceImpl.updateAccountStatus()</w:t>
+      </w:r>
+      <w:r>
+        <w:br/>
+      </w:r>
+      <w:r>
+        <w:rPr>
+          <w:rStyle w:val="VerbatimChar"/>
+        </w:rPr>
+        <w:t xml:space="preserve">        ↓</w:t>
+      </w:r>
+      <w:r>
+        <w:br/>
+      </w:r>
+      <w:r>
+        <w:rPr>
+          <w:rStyle w:val="VerbatimChar"/>
+        </w:rPr>
+        <w:t xml:space="preserve">AccountRepository.findById() / save()</w:t>
+      </w:r>
+    </w:p>
+    <w:p>
+      <w:pPr>
+        <w:spacing w:after="160" w:line="276" w:lineRule="auto"/>
+        <w:jc w:val="left"/>
+      </w:pPr>
+      <w:r>
+        <w:pict>
+          <v:rect style="width:0;height:1.5pt" o:hralign="center" o:hrstd="t" o:hr="t"/>
+        </w:pict>
+      </w:r>
+    </w:p>
     <w:bookmarkEnd w:id="22"/>
+    <w:bookmarkStart w:id="23" w:name="employee-list-create-admin"/>
+    <w:p>
+      <w:pPr>
+        <w:pStyle w:val="Heading2"/>
+      </w:pPr>
+      <w:r>
+        <w:t xml:space="preserve">Employee list / create (ADMIN)</w:t>
+      </w:r>
+    </w:p>
+    <w:p>
+      <w:pPr>
+        <w:pStyle w:val="SourceCode"/>
+      </w:pPr>
+      <w:r>
+        <w:rPr>
+          <w:rStyle w:val="VerbatimChar"/>
+        </w:rPr>
+        <w:t xml:space="preserve">UserController.* </w:t>
+      </w:r>
+      <w:r>
+        <w:br/>
+      </w:r>
+      <w:r>
+        <w:rPr>
+          <w:rStyle w:val="VerbatimChar"/>
+        </w:rPr>
+        <w:t xml:space="preserve">        ↓</w:t>
+      </w:r>
+      <w:r>
+        <w:br/>
+      </w:r>
+      <w:r>
+        <w:rPr>
+          <w:rStyle w:val="VerbatimChar"/>
+        </w:rPr>
+        <w:t xml:space="preserve">UserService.*</w:t>
+      </w:r>
+      <w:r>
+        <w:br/>
+      </w:r>
+      <w:r>
+        <w:rPr>
+          <w:rStyle w:val="VerbatimChar"/>
+        </w:rPr>
+        <w:t xml:space="preserve">        ↓</w:t>
+      </w:r>
+      <w:r>
+        <w:br/>
+      </w:r>
+      <w:r>
+        <w:rPr>
+          <w:rStyle w:val="VerbatimChar"/>
+        </w:rPr>
+        <w:t xml:space="preserve">UserRepository / UserRoleRepository / RoleRepository</w:t>
+      </w:r>
+    </w:p>
+    <w:p>
+      <w:pPr>
+        <w:spacing w:after="160" w:line="276" w:lineRule="auto"/>
+        <w:jc w:val="left"/>
+      </w:pPr>
+      <w:r>
+        <w:pict>
+          <v:rect style="width:0;height:1.5pt" o:hralign="center" o:hrstd="t" o:hr="t"/>
+        </w:pict>
+      </w:r>
+    </w:p>
+    <w:bookmarkEnd w:id="23"/>
+    <w:bookmarkStart w:id="24" w:name="dashboard-summary"/>
+    <w:p>
+      <w:pPr>
+        <w:pStyle w:val="Heading2"/>
+      </w:pPr>
+      <w:r>
+        <w:t xml:space="preserve">Dashboard summary</w:t>
+      </w:r>
+    </w:p>
+    <w:p>
+      <w:pPr>
+        <w:pStyle w:val="SourceCode"/>
+      </w:pPr>
+      <w:r>
+        <w:rPr>
+          <w:rStyle w:val="VerbatimChar"/>
+        </w:rPr>
+        <w:t xml:space="preserve">DashboardController.getDashboard()</w:t>
+      </w:r>
+      <w:r>
+        <w:br/>
+      </w:r>
+      <w:r>
+        <w:rPr>
+          <w:rStyle w:val="VerbatimChar"/>
+        </w:rPr>
+        <w:t xml:space="preserve">        ↓</w:t>
+      </w:r>
+      <w:r>
+        <w:br/>
+      </w:r>
+      <w:r>
+        <w:rPr>
+          <w:rStyle w:val="VerbatimChar"/>
+        </w:rPr>
+        <w:t xml:space="preserve">DashboardServiceImpl</w:t>
+      </w:r>
+      <w:r>
+        <w:br/>
+      </w:r>
+      <w:r>
+        <w:rPr>
+          <w:rStyle w:val="VerbatimChar"/>
+        </w:rPr>
+        <w:t xml:space="preserve">        ↓</w:t>
+      </w:r>
+      <w:r>
+        <w:br/>
+      </w:r>
+      <w:r>
+        <w:rPr>
+          <w:rStyle w:val="VerbatimChar"/>
+        </w:rPr>
+        <w:t xml:space="preserve">CustomerRepository.count() / AccountRepository / UserRepository</w:t>
+      </w:r>
+      <w:r>
+        <w:br/>
+      </w:r>
+      <w:r>
+        <w:rPr>
+          <w:rStyle w:val="VerbatimChar"/>
+        </w:rPr>
+        <w:t xml:space="preserve">        ↓</w:t>
+      </w:r>
+      <w:r>
+        <w:br/>
+      </w:r>
+      <w:r>
+        <w:rPr>
+          <w:rStyle w:val="VerbatimChar"/>
+        </w:rPr>
+        <w:t xml:space="preserve">todayTransactionCount = 0  (stub)</w:t>
+      </w:r>
+    </w:p>
+    <w:bookmarkEnd w:id="24"/>
+    <w:bookmarkEnd w:id="25"/>
     <w:sectPr>
       <w:pgSz w:h="16838" w:w="11906"/>
       <w:pgMar w:bottom="1134" w:footer="720" w:gutter="0" w:header="720" w:left="1247" w:right="1247" w:top="1134"/>

--- a/docs/CALL_FLOW.docx
+++ b/docs/CALL_FLOW.docx
@@ -22,8 +22,6 @@
     <w:p>
       <w:pPr>
         <w:pStyle w:val="FirstParagraph"/>
-        <w:spacing w:after="160" w:line="276" w:lineRule="auto"/>
-        <w:jc w:val="left"/>
       </w:pPr>
       <w:r>
         <w:t xml:space="preserve">Call hierarchies for implemented major flows. Paths are relative to</w:t>
@@ -45,10 +43,6 @@
       </w:r>
     </w:p>
     <w:p>
-      <w:pPr>
-        <w:spacing w:after="160" w:line="276" w:lineRule="auto"/>
-        <w:jc w:val="left"/>
-      </w:pPr>
       <w:r>
         <w:pict>
           <v:rect style="width:0;height:1.5pt" o:hralign="center" o:hrstd="t" o:hr="t"/>
@@ -186,8 +180,6 @@
     <w:p>
       <w:pPr>
         <w:pStyle w:val="FirstParagraph"/>
-        <w:spacing w:after="160" w:line="276" w:lineRule="auto"/>
-        <w:jc w:val="left"/>
       </w:pPr>
       <w:r>
         <w:t xml:space="preserve">Frontend:</w:t>
@@ -221,10 +213,6 @@
       </w:r>
     </w:p>
     <w:p>
-      <w:pPr>
-        <w:spacing w:after="160" w:line="276" w:lineRule="auto"/>
-        <w:jc w:val="left"/>
-      </w:pPr>
       <w:r>
         <w:pict>
           <v:rect style="width:0;height:1.5pt" o:hralign="center" o:hrstd="t" o:hr="t"/>
@@ -289,10 +277,6 @@
       </w:r>
     </w:p>
     <w:p>
-      <w:pPr>
-        <w:spacing w:after="160" w:line="276" w:lineRule="auto"/>
-        <w:jc w:val="left"/>
-      </w:pPr>
       <w:r>
         <w:pict>
           <v:rect style="width:0;height:1.5pt" o:hralign="center" o:hrstd="t" o:hr="t"/>
@@ -384,10 +368,6 @@
       </w:r>
     </w:p>
     <w:p>
-      <w:pPr>
-        <w:spacing w:after="160" w:line="276" w:lineRule="auto"/>
-        <w:jc w:val="left"/>
-      </w:pPr>
       <w:r>
         <w:pict>
           <v:rect style="width:0;height:1.5pt" o:hralign="center" o:hrstd="t" o:hr="t"/>
@@ -580,8 +560,6 @@
     <w:p>
       <w:pPr>
         <w:pStyle w:val="FirstParagraph"/>
-        <w:spacing w:after="160" w:line="276" w:lineRule="auto"/>
-        <w:jc w:val="left"/>
       </w:pPr>
       <w:r>
         <w:t xml:space="preserve">Frontend (Add Current):</w:t>
@@ -653,10 +631,6 @@
       </w:r>
     </w:p>
     <w:p>
-      <w:pPr>
-        <w:spacing w:after="160" w:line="276" w:lineRule="auto"/>
-        <w:jc w:val="left"/>
-      </w:pPr>
       <w:r>
         <w:pict>
           <v:rect style="width:0;height:1.5pt" o:hralign="center" o:hrstd="t" o:hr="t"/>
@@ -721,10 +695,6 @@
       </w:r>
     </w:p>
     <w:p>
-      <w:pPr>
-        <w:spacing w:after="160" w:line="276" w:lineRule="auto"/>
-        <w:jc w:val="left"/>
-      </w:pPr>
       <w:r>
         <w:pict>
           <v:rect style="width:0;height:1.5pt" o:hralign="center" o:hrstd="t" o:hr="t"/>
@@ -881,8 +851,6 @@
     <w:p>
       <w:pPr>
         <w:pStyle w:val="FirstParagraph"/>
-        <w:spacing w:after="160" w:line="276" w:lineRule="auto"/>
-        <w:jc w:val="left"/>
       </w:pPr>
       <w:r>
         <w:t xml:space="preserve">Frontend:</w:t>
@@ -916,10 +884,6 @@
       </w:r>
     </w:p>
     <w:p>
-      <w:pPr>
-        <w:spacing w:after="160" w:line="276" w:lineRule="auto"/>
-        <w:jc w:val="left"/>
-      </w:pPr>
       <w:r>
         <w:pict>
           <v:rect style="width:0;height:1.5pt" o:hralign="center" o:hrstd="t" o:hr="t"/>
@@ -1056,10 +1020,6 @@
       </w:r>
     </w:p>
     <w:p>
-      <w:pPr>
-        <w:spacing w:after="160" w:line="276" w:lineRule="auto"/>
-        <w:jc w:val="left"/>
-      </w:pPr>
       <w:r>
         <w:pict>
           <v:rect style="width:0;height:1.5pt" o:hralign="center" o:hrstd="t" o:hr="t"/>
@@ -1160,10 +1120,6 @@
       </w:r>
     </w:p>
     <w:p>
-      <w:pPr>
-        <w:spacing w:after="160" w:line="276" w:lineRule="auto"/>
-        <w:jc w:val="left"/>
-      </w:pPr>
       <w:r>
         <w:pict>
           <v:rect style="width:0;height:1.5pt" o:hralign="center" o:hrstd="t" o:hr="t"/>
@@ -1282,10 +1238,6 @@
       </w:r>
     </w:p>
     <w:p>
-      <w:pPr>
-        <w:spacing w:after="160" w:line="276" w:lineRule="auto"/>
-        <w:jc w:val="left"/>
-      </w:pPr>
       <w:r>
         <w:pict>
           <v:rect style="width:0;height:1.5pt" o:hralign="center" o:hrstd="t" o:hr="t"/>
@@ -1368,10 +1320,6 @@
       </w:r>
     </w:p>
     <w:p>
-      <w:pPr>
-        <w:spacing w:after="160" w:line="276" w:lineRule="auto"/>
-        <w:jc w:val="left"/>
-      </w:pPr>
       <w:r>
         <w:pict>
           <v:rect style="width:0;height:1.5pt" o:hralign="center" o:hrstd="t" o:hr="t"/>
@@ -1565,10 +1513,6 @@
       </w:r>
     </w:p>
     <w:p>
-      <w:pPr>
-        <w:spacing w:after="160" w:line="276" w:lineRule="auto"/>
-        <w:jc w:val="left"/>
-      </w:pPr>
       <w:r>
         <w:pict>
           <v:rect style="width:0;height:1.5pt" o:hralign="center" o:hrstd="t" o:hr="t"/>
@@ -1651,10 +1595,6 @@
       </w:r>
     </w:p>
     <w:p>
-      <w:pPr>
-        <w:spacing w:after="160" w:line="276" w:lineRule="auto"/>
-        <w:jc w:val="left"/>
-      </w:pPr>
       <w:r>
         <w:pict>
           <v:rect style="width:0;height:1.5pt" o:hralign="center" o:hrstd="t" o:hr="t"/>
@@ -1719,10 +1659,6 @@
       </w:r>
     </w:p>
     <w:p>
-      <w:pPr>
-        <w:spacing w:after="160" w:line="276" w:lineRule="auto"/>
-        <w:jc w:val="left"/>
-      </w:pPr>
       <w:r>
         <w:pict>
           <v:rect style="width:0;height:1.5pt" o:hralign="center" o:hrstd="t" o:hr="t"/>
@@ -1787,10 +1723,6 @@
       </w:r>
     </w:p>
     <w:p>
-      <w:pPr>
-        <w:spacing w:after="160" w:line="276" w:lineRule="auto"/>
-        <w:jc w:val="left"/>
-      </w:pPr>
       <w:r>
         <w:pict>
           <v:rect style="width:0;height:1.5pt" o:hralign="center" o:hrstd="t" o:hr="t"/>

--- a/docs/CALL_FLOW.docx
+++ b/docs/CALL_FLOW.docx
@@ -10,7 +10,7 @@
         <w:t xml:space="preserve">CALL_FLOW</w:t>
       </w:r>
     </w:p>
-    <w:bookmarkStart w:id="25" w:name="call-flow"/>
+    <w:bookmarkStart w:id="27" w:name="call-flow"/>
     <w:p>
       <w:pPr>
         <w:pStyle w:val="Heading1"/>
@@ -22,6 +22,8 @@
     <w:p>
       <w:pPr>
         <w:pStyle w:val="FirstParagraph"/>
+        <w:spacing w:after="160" w:line="276" w:lineRule="auto"/>
+        <w:jc w:val="left"/>
       </w:pPr>
       <w:r>
         <w:t xml:space="preserve">Call hierarchies for implemented major flows. Paths are relative to</w:t>
@@ -43,6 +45,10 @@
       </w:r>
     </w:p>
     <w:p>
+      <w:pPr>
+        <w:spacing w:after="160" w:line="276" w:lineRule="auto"/>
+        <w:jc w:val="left"/>
+      </w:pPr>
       <w:r>
         <w:pict>
           <v:rect style="width:0;height:1.5pt" o:hralign="center" o:hrstd="t" o:hr="t"/>
@@ -176,10 +182,30 @@
         </w:rPr>
         <w:t xml:space="preserve">(LoginAttemptService on failure)</w:t>
       </w:r>
+      <w:r>
+        <w:br/>
+      </w:r>
+      <w:r>
+        <w:rPr>
+          <w:rStyle w:val="VerbatimChar"/>
+        </w:rPr>
+        <w:t xml:space="preserve">        ↓</w:t>
+      </w:r>
+      <w:r>
+        <w:br/>
+      </w:r>
+      <w:r>
+        <w:rPr>
+          <w:rStyle w:val="VerbatimChar"/>
+        </w:rPr>
+        <w:t xml:space="preserve">(optional RateLimitFilter before controller — Redis Bucket4j)</w:t>
+      </w:r>
     </w:p>
     <w:p>
       <w:pPr>
         <w:pStyle w:val="FirstParagraph"/>
+        <w:spacing w:after="160" w:line="276" w:lineRule="auto"/>
+        <w:jc w:val="left"/>
       </w:pPr>
       <w:r>
         <w:t xml:space="preserve">Frontend:</w:t>
@@ -213,6 +239,10 @@
       </w:r>
     </w:p>
     <w:p>
+      <w:pPr>
+        <w:spacing w:after="160" w:line="276" w:lineRule="auto"/>
+        <w:jc w:val="left"/>
+      </w:pPr>
       <w:r>
         <w:pict>
           <v:rect style="width:0;height:1.5pt" o:hralign="center" o:hrstd="t" o:hr="t"/>
@@ -220,13 +250,13 @@
       </w:r>
     </w:p>
     <w:bookmarkEnd w:id="9"/>
-    <w:bookmarkStart w:id="10" w:name="get-current-profile"/>
+    <w:bookmarkStart w:id="11" w:name="cached-read-cache-aside"/>
     <w:p>
       <w:pPr>
         <w:pStyle w:val="Heading2"/>
       </w:pPr>
       <w:r>
-        <w:t xml:space="preserve">Get current profile</w:t>
+        <w:t xml:space="preserve">Cached read (cache-aside)</w:t>
       </w:r>
     </w:p>
     <w:p>
@@ -237,7 +267,7 @@
         <w:rPr>
           <w:rStyle w:val="VerbatimChar"/>
         </w:rPr>
-        <w:t xml:space="preserve">AuthenticationController.me()</w:t>
+        <w:t xml:space="preserve">CustomerController.getCustomer(id)   # example</w:t>
       </w:r>
       <w:r>
         <w:br/>
@@ -255,7 +285,7 @@
         <w:rPr>
           <w:rStyle w:val="VerbatimChar"/>
         </w:rPr>
-        <w:t xml:space="preserve">AuthenticationService.getCurrentUserProfile()</w:t>
+        <w:t xml:space="preserve">CustomerServiceImpl.getCustomerById  (@Cacheable customers)</w:t>
       </w:r>
       <w:r>
         <w:br/>
@@ -273,24 +303,124 @@
         <w:rPr>
           <w:rStyle w:val="VerbatimChar"/>
         </w:rPr>
-        <w:t xml:space="preserve">SecurityContext → UserRepository / roles</w:t>
+        <w:t xml:space="preserve">Redis lookup  bankone:customers::id:{id}</w:t>
+      </w:r>
+      <w:r>
+        <w:br/>
+      </w:r>
+      <w:r>
+        <w:rPr>
+          <w:rStyle w:val="VerbatimChar"/>
+        </w:rPr>
+        <w:t xml:space="preserve">        ├─ HIT  → return cached Customer</w:t>
+      </w:r>
+      <w:r>
+        <w:br/>
+      </w:r>
+      <w:r>
+        <w:rPr>
+          <w:rStyle w:val="VerbatimChar"/>
+        </w:rPr>
+        <w:t xml:space="preserve">        └─ MISS → CustomerRepository.findById</w:t>
+      </w:r>
+      <w:r>
+        <w:br/>
+      </w:r>
+      <w:r>
+        <w:rPr>
+          <w:rStyle w:val="VerbatimChar"/>
+        </w:rPr>
+        <w:t xml:space="preserve">                     ↓</w:t>
+      </w:r>
+      <w:r>
+        <w:br/>
+      </w:r>
+      <w:r>
+        <w:rPr>
+          <w:rStyle w:val="VerbatimChar"/>
+        </w:rPr>
+        <w:t xml:space="preserve">                   put Redis (TTL) → return</w:t>
       </w:r>
     </w:p>
     <w:p>
+      <w:pPr>
+        <w:pStyle w:val="FirstParagraph"/>
+        <w:spacing w:after="160" w:line="276" w:lineRule="auto"/>
+        <w:jc w:val="left"/>
+      </w:pPr>
+      <w:r>
+        <w:t xml:space="preserve">Writes use</w:t>
+      </w:r>
+      <w:r>
+        <w:t xml:space="preserve"> </w:t>
+      </w:r>
+      <w:r>
+        <w:rPr>
+          <w:rStyle w:val="VerbatimChar"/>
+        </w:rPr>
+        <w:t xml:space="preserve">@CacheEvict</w:t>
+      </w:r>
+      <w:r>
+        <w:t xml:space="preserve"> </w:t>
+      </w:r>
+      <w:r>
+        <w:t xml:space="preserve">/</w:t>
+      </w:r>
+      <w:r>
+        <w:t xml:space="preserve"> </w:t>
+      </w:r>
+      <w:r>
+        <w:rPr>
+          <w:rStyle w:val="VerbatimChar"/>
+        </w:rPr>
+        <w:t xml:space="preserve">@Caching</w:t>
+      </w:r>
+      <w:r>
+        <w:t xml:space="preserve"> </w:t>
+      </w:r>
+      <w:r>
+        <w:t xml:space="preserve">so search/list pages are not</w:t>
+      </w:r>
+      <w:r>
+        <w:t xml:space="preserve"> </w:t>
+      </w:r>
+      <w:r>
+        <w:t xml:space="preserve">stale. Full matrix:</w:t>
+      </w:r>
+      <w:r>
+        <w:t xml:space="preserve"> </w:t>
+      </w:r>
+      <w:hyperlink r:id="rId10">
+        <w:r>
+          <w:rPr>
+            <w:rStyle w:val="Hyperlink"/>
+          </w:rPr>
+          <w:t xml:space="preserve">MODULES/Caching.md</w:t>
+        </w:r>
+      </w:hyperlink>
+      <w:r>
+        <w:t xml:space="preserve">.</w:t>
+      </w:r>
+    </w:p>
+    <w:p>
+      <w:pPr>
+        <w:spacing w:after="160" w:line="276" w:lineRule="auto"/>
+        <w:jc w:val="left"/>
+      </w:pPr>
       <w:r>
         <w:pict>
           <v:rect style="width:0;height:1.5pt" o:hralign="center" o:hrstd="t" o:hr="t"/>
         </w:pict>
       </w:r>
     </w:p>
-    <w:bookmarkEnd w:id="10"/>
-    <w:bookmarkStart w:id="11" w:name="create-customer-optional-first-account"/>
+    <w:bookmarkEnd w:id="11"/>
+    <w:bookmarkStart w:id="12" w:name="get-current-profile"/>
     <w:p>
       <w:pPr>
         <w:pStyle w:val="Heading2"/>
       </w:pPr>
       <w:r>
-        <w:t xml:space="preserve">Create customer (optional first account)</w:t>
+        <w:t xml:space="preserve">Get current profile</w:t>
       </w:r>
     </w:p>
     <w:p>
@@ -301,7 +431,7 @@
         <w:rPr>
           <w:rStyle w:val="VerbatimChar"/>
         </w:rPr>
-        <w:t xml:space="preserve">CustomerController.createCustomer()</w:t>
+        <w:t xml:space="preserve">AuthenticationController.me()</w:t>
       </w:r>
       <w:r>
         <w:br/>
@@ -319,7 +449,7 @@
         <w:rPr>
           <w:rStyle w:val="VerbatimChar"/>
         </w:rPr>
-        <w:t xml:space="preserve">CustomerServiceImpl.createCustomer()</w:t>
+        <w:t xml:space="preserve">AuthenticationService.getCurrentUserProfile()</w:t>
       </w:r>
       <w:r>
         <w:br/>
@@ -337,51 +467,28 @@
         <w:rPr>
           <w:rStyle w:val="VerbatimChar"/>
         </w:rPr>
-        <w:t xml:space="preserve">CustomerRepository.save()</w:t>
-      </w:r>
-      <w:r>
-        <w:br/>
-      </w:r>
-      <w:r>
-        <w:rPr>
-          <w:rStyle w:val="VerbatimChar"/>
-        </w:rPr>
-        <w:t xml:space="preserve">        ↓</w:t>
-      </w:r>
-      <w:r>
-        <w:br/>
-      </w:r>
-      <w:r>
-        <w:rPr>
-          <w:rStyle w:val="VerbatimChar"/>
-        </w:rPr>
-        <w:t xml:space="preserve">(if accountType present)</w:t>
-      </w:r>
-      <w:r>
-        <w:br/>
-      </w:r>
-      <w:r>
-        <w:rPr>
-          <w:rStyle w:val="VerbatimChar"/>
-        </w:rPr>
-        <w:t xml:space="preserve">AccountService.openAccount()   → see Open Account</w:t>
+        <w:t xml:space="preserve">SecurityContext → UserRepository / roles</w:t>
       </w:r>
     </w:p>
     <w:p>
+      <w:pPr>
+        <w:spacing w:after="160" w:line="276" w:lineRule="auto"/>
+        <w:jc w:val="left"/>
+      </w:pPr>
       <w:r>
         <w:pict>
           <v:rect style="width:0;height:1.5pt" o:hralign="center" o:hrstd="t" o:hr="t"/>
         </w:pict>
       </w:r>
     </w:p>
-    <w:bookmarkEnd w:id="11"/>
-    <w:bookmarkStart w:id="12" w:name="open-account"/>
+    <w:bookmarkEnd w:id="12"/>
+    <w:bookmarkStart w:id="13" w:name="create-customer-optional-first-account"/>
     <w:p>
       <w:pPr>
         <w:pStyle w:val="Heading2"/>
       </w:pPr>
       <w:r>
-        <w:t xml:space="preserve">Open account</w:t>
+        <w:t xml:space="preserve">Create customer (optional first account)</w:t>
       </w:r>
     </w:p>
     <w:p>
@@ -392,7 +499,7 @@
         <w:rPr>
           <w:rStyle w:val="VerbatimChar"/>
         </w:rPr>
-        <w:t xml:space="preserve">AccountController.openAccount()</w:t>
+        <w:t xml:space="preserve">CustomerController.createCustomer()</w:t>
       </w:r>
       <w:r>
         <w:br/>
@@ -410,7 +517,7 @@
         <w:rPr>
           <w:rStyle w:val="VerbatimChar"/>
         </w:rPr>
-        <w:t xml:space="preserve">AccountServiceImpl.openAccount()</w:t>
+        <w:t xml:space="preserve">CustomerServiceImpl.createCustomer()</w:t>
       </w:r>
       <w:r>
         <w:br/>
@@ -428,7 +535,7 @@
         <w:rPr>
           <w:rStyle w:val="VerbatimChar"/>
         </w:rPr>
-        <w:t xml:space="preserve">CustomerRepository.findById()</w:t>
+        <w:t xml:space="preserve">CustomerRepository.save()</w:t>
       </w:r>
       <w:r>
         <w:br/>
@@ -446,7 +553,7 @@
         <w:rPr>
           <w:rStyle w:val="VerbatimChar"/>
         </w:rPr>
-        <w:t xml:space="preserve">AccountPolicyRepository.findByAccountTypeAndCurrencyCodeAndActiveTrue()</w:t>
+        <w:t xml:space="preserve">(if accountType present)</w:t>
       </w:r>
       <w:r>
         <w:br/>
@@ -455,114 +562,28 @@
         <w:rPr>
           <w:rStyle w:val="VerbatimChar"/>
         </w:rPr>
-        <w:t xml:space="preserve">        ↓</w:t>
-      </w:r>
-      <w:r>
-        <w:br/>
-      </w:r>
-      <w:r>
-        <w:rPr>
-          <w:rStyle w:val="VerbatimChar"/>
-        </w:rPr>
-        <w:t xml:space="preserve">validate opening deposit vs policy</w:t>
-      </w:r>
-      <w:r>
-        <w:br/>
-      </w:r>
-      <w:r>
-        <w:rPr>
-          <w:rStyle w:val="VerbatimChar"/>
-        </w:rPr>
-        <w:t xml:space="preserve">        ↓</w:t>
-      </w:r>
-      <w:r>
-        <w:br/>
-      </w:r>
-      <w:r>
-        <w:rPr>
-          <w:rStyle w:val="VerbatimChar"/>
-        </w:rPr>
-        <w:t xml:space="preserve">AccountRepository.getNextOrdinal()</w:t>
-      </w:r>
-      <w:r>
-        <w:br/>
-      </w:r>
-      <w:r>
-        <w:rPr>
-          <w:rStyle w:val="VerbatimChar"/>
-        </w:rPr>
-        <w:t xml:space="preserve">        ↓</w:t>
-      </w:r>
-      <w:r>
-        <w:br/>
-      </w:r>
-      <w:r>
-        <w:rPr>
-          <w:rStyle w:val="VerbatimChar"/>
-        </w:rPr>
-        <w:t xml:space="preserve">AccountNumberGenerator.generate()</w:t>
-      </w:r>
-      <w:r>
-        <w:br/>
-      </w:r>
-      <w:r>
-        <w:rPr>
-          <w:rStyle w:val="VerbatimChar"/>
-        </w:rPr>
-        <w:t xml:space="preserve">        ↓</w:t>
-      </w:r>
-      <w:r>
-        <w:br/>
-      </w:r>
-      <w:r>
-        <w:rPr>
-          <w:rStyle w:val="VerbatimChar"/>
-        </w:rPr>
-        <w:t xml:space="preserve">AccountRepository.save()</w:t>
-      </w:r>
-      <w:r>
-        <w:br/>
-      </w:r>
-      <w:r>
-        <w:rPr>
-          <w:rStyle w:val="VerbatimChar"/>
-        </w:rPr>
-        <w:t xml:space="preserve">        ↓</w:t>
-      </w:r>
-      <w:r>
-        <w:br/>
-      </w:r>
-      <w:r>
-        <w:rPr>
-          <w:rStyle w:val="VerbatimChar"/>
-        </w:rPr>
-        <w:t xml:space="preserve">(if openingDeposit &gt; 0) TransactionService.record(CREDIT)</w:t>
-      </w:r>
-      <w:r>
-        <w:br/>
-      </w:r>
-      <w:r>
-        <w:rPr>
-          <w:rStyle w:val="VerbatimChar"/>
-        </w:rPr>
-        <w:t xml:space="preserve">        ↓</w:t>
-      </w:r>
-      <w:r>
-        <w:br/>
-      </w:r>
-      <w:r>
-        <w:rPr>
-          <w:rStyle w:val="VerbatimChar"/>
-        </w:rPr>
-        <w:t xml:space="preserve">NotificationEventPublisher.publish(ACCOUNT_OPENED, recipientEmail)</w:t>
+        <w:t xml:space="preserve">AccountService.openAccount()   → see Open Account</w:t>
       </w:r>
     </w:p>
     <w:p>
       <w:pPr>
-        <w:pStyle w:val="FirstParagraph"/>
+        <w:spacing w:after="160" w:line="276" w:lineRule="auto"/>
+        <w:jc w:val="left"/>
       </w:pPr>
       <w:r>
-        <w:t xml:space="preserve">Frontend (Add Current):</w:t>
+        <w:pict>
+          <v:rect style="width:0;height:1.5pt" o:hralign="center" o:hrstd="t" o:hr="t"/>
+        </w:pict>
+      </w:r>
+    </w:p>
+    <w:bookmarkEnd w:id="13"/>
+    <w:bookmarkStart w:id="14" w:name="open-account"/>
+    <w:p>
+      <w:pPr>
+        <w:pStyle w:val="Heading2"/>
+      </w:pPr>
+      <w:r>
+        <w:t xml:space="preserve">Open account</w:t>
       </w:r>
     </w:p>
     <w:p>
@@ -573,7 +594,7 @@
         <w:rPr>
           <w:rStyle w:val="VerbatimChar"/>
         </w:rPr>
-        <w:t xml:space="preserve">CustomerDetail.addCurrentAccount()</w:t>
+        <w:t xml:space="preserve">AccountController.openAccount()</w:t>
       </w:r>
       <w:r>
         <w:br/>
@@ -591,7 +612,7 @@
         <w:rPr>
           <w:rStyle w:val="VerbatimChar"/>
         </w:rPr>
-        <w:t xml:space="preserve">AccountPolicyService.getActivePolicy()</w:t>
+        <w:t xml:space="preserve">AccountServiceImpl.openAccount()</w:t>
       </w:r>
       <w:r>
         <w:br/>
@@ -609,7 +630,7 @@
         <w:rPr>
           <w:rStyle w:val="VerbatimChar"/>
         </w:rPr>
-        <w:t xml:space="preserve">OpeningDepositDialog (if required)</w:t>
+        <w:t xml:space="preserve">CustomerRepository.findById()</w:t>
       </w:r>
       <w:r>
         <w:br/>
@@ -627,24 +648,125 @@
         <w:rPr>
           <w:rStyle w:val="VerbatimChar"/>
         </w:rPr>
-        <w:t xml:space="preserve">AccountService.create / openAccount POST</w:t>
+        <w:t xml:space="preserve">AccountPolicyRepository.findByAccountTypeAndCurrencyCodeAndActiveTrue()</w:t>
+      </w:r>
+      <w:r>
+        <w:br/>
+      </w:r>
+      <w:r>
+        <w:rPr>
+          <w:rStyle w:val="VerbatimChar"/>
+        </w:rPr>
+        <w:t xml:space="preserve">        ↓</w:t>
+      </w:r>
+      <w:r>
+        <w:br/>
+      </w:r>
+      <w:r>
+        <w:rPr>
+          <w:rStyle w:val="VerbatimChar"/>
+        </w:rPr>
+        <w:t xml:space="preserve">validate opening deposit vs policy</w:t>
+      </w:r>
+      <w:r>
+        <w:br/>
+      </w:r>
+      <w:r>
+        <w:rPr>
+          <w:rStyle w:val="VerbatimChar"/>
+        </w:rPr>
+        <w:t xml:space="preserve">        ↓</w:t>
+      </w:r>
+      <w:r>
+        <w:br/>
+      </w:r>
+      <w:r>
+        <w:rPr>
+          <w:rStyle w:val="VerbatimChar"/>
+        </w:rPr>
+        <w:t xml:space="preserve">AccountRepository.getNextOrdinal()</w:t>
+      </w:r>
+      <w:r>
+        <w:br/>
+      </w:r>
+      <w:r>
+        <w:rPr>
+          <w:rStyle w:val="VerbatimChar"/>
+        </w:rPr>
+        <w:t xml:space="preserve">        ↓</w:t>
+      </w:r>
+      <w:r>
+        <w:br/>
+      </w:r>
+      <w:r>
+        <w:rPr>
+          <w:rStyle w:val="VerbatimChar"/>
+        </w:rPr>
+        <w:t xml:space="preserve">AccountNumberGenerator.generate()</w:t>
+      </w:r>
+      <w:r>
+        <w:br/>
+      </w:r>
+      <w:r>
+        <w:rPr>
+          <w:rStyle w:val="VerbatimChar"/>
+        </w:rPr>
+        <w:t xml:space="preserve">        ↓</w:t>
+      </w:r>
+      <w:r>
+        <w:br/>
+      </w:r>
+      <w:r>
+        <w:rPr>
+          <w:rStyle w:val="VerbatimChar"/>
+        </w:rPr>
+        <w:t xml:space="preserve">AccountRepository.save()</w:t>
+      </w:r>
+      <w:r>
+        <w:br/>
+      </w:r>
+      <w:r>
+        <w:rPr>
+          <w:rStyle w:val="VerbatimChar"/>
+        </w:rPr>
+        <w:t xml:space="preserve">        ↓</w:t>
+      </w:r>
+      <w:r>
+        <w:br/>
+      </w:r>
+      <w:r>
+        <w:rPr>
+          <w:rStyle w:val="VerbatimChar"/>
+        </w:rPr>
+        <w:t xml:space="preserve">(if openingDeposit &gt; 0) TransactionService.record(CREDIT)</w:t>
+      </w:r>
+      <w:r>
+        <w:br/>
+      </w:r>
+      <w:r>
+        <w:rPr>
+          <w:rStyle w:val="VerbatimChar"/>
+        </w:rPr>
+        <w:t xml:space="preserve">        ↓</w:t>
+      </w:r>
+      <w:r>
+        <w:br/>
+      </w:r>
+      <w:r>
+        <w:rPr>
+          <w:rStyle w:val="VerbatimChar"/>
+        </w:rPr>
+        <w:t xml:space="preserve">NotificationEventPublisher.publish(ACCOUNT_OPENED, recipientEmail)</w:t>
       </w:r>
     </w:p>
     <w:p>
-      <w:r>
-        <w:pict>
-          <v:rect style="width:0;height:1.5pt" o:hralign="center" o:hrstd="t" o:hr="t"/>
-        </w:pict>
-      </w:r>
-    </w:p>
-    <w:bookmarkEnd w:id="12"/>
-    <w:bookmarkStart w:id="13" w:name="get-active-account-policy"/>
-    <w:p>
       <w:pPr>
-        <w:pStyle w:val="Heading2"/>
+        <w:pStyle w:val="FirstParagraph"/>
+        <w:spacing w:after="160" w:line="276" w:lineRule="auto"/>
+        <w:jc w:val="left"/>
       </w:pPr>
       <w:r>
-        <w:t xml:space="preserve">Get active account policy</w:t>
+        <w:t xml:space="preserve">Frontend (Add Current):</w:t>
       </w:r>
     </w:p>
     <w:p>
@@ -655,7 +777,7 @@
         <w:rPr>
           <w:rStyle w:val="VerbatimChar"/>
         </w:rPr>
-        <w:t xml:space="preserve">AccountPolicyController.getActivePolicy()</w:t>
+        <w:t xml:space="preserve">CustomerDetail.addCurrentAccount()</w:t>
       </w:r>
       <w:r>
         <w:br/>
@@ -673,7 +795,7 @@
         <w:rPr>
           <w:rStyle w:val="VerbatimChar"/>
         </w:rPr>
-        <w:t xml:space="preserve">AccountPolicyServiceImpl.getActivePolicy()</w:t>
+        <w:t xml:space="preserve">AccountPolicyService.getActivePolicy()</w:t>
       </w:r>
       <w:r>
         <w:br/>
@@ -691,24 +813,46 @@
         <w:rPr>
           <w:rStyle w:val="VerbatimChar"/>
         </w:rPr>
-        <w:t xml:space="preserve">AccountPolicyRepository.findByAccountTypeAndCurrencyCodeAndActiveTrue()</w:t>
+        <w:t xml:space="preserve">OpeningDepositDialog (if required)</w:t>
+      </w:r>
+      <w:r>
+        <w:br/>
+      </w:r>
+      <w:r>
+        <w:rPr>
+          <w:rStyle w:val="VerbatimChar"/>
+        </w:rPr>
+        <w:t xml:space="preserve">        ↓</w:t>
+      </w:r>
+      <w:r>
+        <w:br/>
+      </w:r>
+      <w:r>
+        <w:rPr>
+          <w:rStyle w:val="VerbatimChar"/>
+        </w:rPr>
+        <w:t xml:space="preserve">AccountService.create / openAccount POST</w:t>
       </w:r>
     </w:p>
     <w:p>
+      <w:pPr>
+        <w:spacing w:after="160" w:line="276" w:lineRule="auto"/>
+        <w:jc w:val="left"/>
+      </w:pPr>
       <w:r>
         <w:pict>
           <v:rect style="width:0;height:1.5pt" o:hralign="center" o:hrstd="t" o:hr="t"/>
         </w:pict>
       </w:r>
     </w:p>
-    <w:bookmarkEnd w:id="13"/>
-    <w:bookmarkStart w:id="14" w:name="deposit"/>
+    <w:bookmarkEnd w:id="14"/>
+    <w:bookmarkStart w:id="15" w:name="get-active-account-policy"/>
     <w:p>
       <w:pPr>
         <w:pStyle w:val="Heading2"/>
       </w:pPr>
       <w:r>
-        <w:t xml:space="preserve">Deposit</w:t>
+        <w:t xml:space="preserve">Get active account policy</w:t>
       </w:r>
     </w:p>
     <w:p>
@@ -719,7 +863,7 @@
         <w:rPr>
           <w:rStyle w:val="VerbatimChar"/>
         </w:rPr>
-        <w:t xml:space="preserve">AccountController.deposit()</w:t>
+        <w:t xml:space="preserve">AccountPolicyController.getActivePolicy()</w:t>
       </w:r>
       <w:r>
         <w:br/>
@@ -737,7 +881,7 @@
         <w:rPr>
           <w:rStyle w:val="VerbatimChar"/>
         </w:rPr>
-        <w:t xml:space="preserve">AccountServiceImpl.deposit()</w:t>
+        <w:t xml:space="preserve">AccountPolicyServiceImpl.getActivePolicy()</w:t>
       </w:r>
       <w:r>
         <w:br/>
@@ -755,149 +899,28 @@
         <w:rPr>
           <w:rStyle w:val="VerbatimChar"/>
         </w:rPr>
-        <w:t xml:space="preserve">AccountRepository.findById()</w:t>
-      </w:r>
-      <w:r>
-        <w:br/>
-      </w:r>
-      <w:r>
-        <w:rPr>
-          <w:rStyle w:val="VerbatimChar"/>
-        </w:rPr>
-        <w:t xml:space="preserve">        ↓</w:t>
-      </w:r>
-      <w:r>
-        <w:br/>
-      </w:r>
-      <w:r>
-        <w:rPr>
-          <w:rStyle w:val="VerbatimChar"/>
-        </w:rPr>
-        <w:t xml:space="preserve">assert ACTIVE + amount &gt; 0</w:t>
-      </w:r>
-      <w:r>
-        <w:br/>
-      </w:r>
-      <w:r>
-        <w:rPr>
-          <w:rStyle w:val="VerbatimChar"/>
-        </w:rPr>
-        <w:t xml:space="preserve">        ↓</w:t>
-      </w:r>
-      <w:r>
-        <w:br/>
-      </w:r>
-      <w:r>
-        <w:rPr>
-          <w:rStyle w:val="VerbatimChar"/>
-        </w:rPr>
-        <w:t xml:space="preserve">increment availableBalance, ledgerBalance, creditCount, timestamps</w:t>
-      </w:r>
-      <w:r>
-        <w:br/>
-      </w:r>
-      <w:r>
-        <w:rPr>
-          <w:rStyle w:val="VerbatimChar"/>
-        </w:rPr>
-        <w:t xml:space="preserve">        ↓</w:t>
-      </w:r>
-      <w:r>
-        <w:br/>
-      </w:r>
-      <w:r>
-        <w:rPr>
-          <w:rStyle w:val="VerbatimChar"/>
-        </w:rPr>
-        <w:t xml:space="preserve">TransactionService.record(..., CREDIT, ...)</w:t>
-      </w:r>
-      <w:r>
-        <w:br/>
-      </w:r>
-      <w:r>
-        <w:rPr>
-          <w:rStyle w:val="VerbatimChar"/>
-        </w:rPr>
-        <w:t xml:space="preserve">        ↓</w:t>
-      </w:r>
-      <w:r>
-        <w:br/>
-      </w:r>
-      <w:r>
-        <w:rPr>
-          <w:rStyle w:val="VerbatimChar"/>
-        </w:rPr>
-        <w:t xml:space="preserve">AccountRepository.save()</w:t>
-      </w:r>
-      <w:r>
-        <w:br/>
-      </w:r>
-      <w:r>
-        <w:rPr>
-          <w:rStyle w:val="VerbatimChar"/>
-        </w:rPr>
-        <w:t xml:space="preserve">        ↓</w:t>
-      </w:r>
-      <w:r>
-        <w:br/>
-      </w:r>
-      <w:r>
-        <w:rPr>
-          <w:rStyle w:val="VerbatimChar"/>
-        </w:rPr>
-        <w:t xml:space="preserve">NotificationEventPublisher.publish(DEPOSIT_COMPLETE, recipientEmail)</w:t>
+        <w:t xml:space="preserve">AccountPolicyRepository.findByAccountTypeAndCurrencyCodeAndActiveTrue()</w:t>
       </w:r>
     </w:p>
     <w:p>
       <w:pPr>
-        <w:pStyle w:val="FirstParagraph"/>
+        <w:spacing w:after="160" w:line="276" w:lineRule="auto"/>
+        <w:jc w:val="left"/>
       </w:pPr>
-      <w:r>
-        <w:t xml:space="preserve">Frontend:</w:t>
-      </w:r>
-      <w:r>
-        <w:t xml:space="preserve"> </w:t>
-      </w:r>
-      <w:r>
-        <w:rPr>
-          <w:rStyle w:val="VerbatimChar"/>
-        </w:rPr>
-        <w:t xml:space="preserve">AccountList</w:t>
-      </w:r>
-      <w:r>
-        <w:t xml:space="preserve"> </w:t>
-      </w:r>
-      <w:r>
-        <w:t xml:space="preserve">/ deposit dialog →</w:t>
-      </w:r>
-      <w:r>
-        <w:t xml:space="preserve"> </w:t>
-      </w:r>
-      <w:r>
-        <w:rPr>
-          <w:rStyle w:val="VerbatimChar"/>
-        </w:rPr>
-        <w:t xml:space="preserve">POST /accounts/{id}/deposit</w:t>
-      </w:r>
-      <w:r>
-        <w:t xml:space="preserve">.</w:t>
-      </w:r>
-    </w:p>
-    <w:p>
       <w:r>
         <w:pict>
           <v:rect style="width:0;height:1.5pt" o:hralign="center" o:hrstd="t" o:hr="t"/>
         </w:pict>
       </w:r>
     </w:p>
-    <w:bookmarkEnd w:id="14"/>
-    <w:bookmarkStart w:id="15" w:name="withdraw"/>
+    <w:bookmarkEnd w:id="15"/>
+    <w:bookmarkStart w:id="16" w:name="deposit"/>
     <w:p>
       <w:pPr>
         <w:pStyle w:val="Heading2"/>
       </w:pPr>
       <w:r>
-        <w:t xml:space="preserve">Withdraw</w:t>
+        <w:t xml:space="preserve">Deposit</w:t>
       </w:r>
     </w:p>
     <w:p>
@@ -908,7 +931,7 @@
         <w:rPr>
           <w:rStyle w:val="VerbatimChar"/>
         </w:rPr>
-        <w:t xml:space="preserve">AccountController.withdraw()</w:t>
+        <w:t xml:space="preserve">AccountController.deposit()</w:t>
       </w:r>
       <w:r>
         <w:br/>
@@ -926,7 +949,7 @@
         <w:rPr>
           <w:rStyle w:val="VerbatimChar"/>
         </w:rPr>
-        <w:t xml:space="preserve">AccountServiceImpl.withdraw()</w:t>
+        <w:t xml:space="preserve">AccountServiceImpl.deposit()</w:t>
       </w:r>
       <w:r>
         <w:br/>
@@ -944,7 +967,7 @@
         <w:rPr>
           <w:rStyle w:val="VerbatimChar"/>
         </w:rPr>
-        <w:t xml:space="preserve">AccountRepository.findByIdForUpdate()</w:t>
+        <w:t xml:space="preserve">AccountRepository.findById()</w:t>
       </w:r>
       <w:r>
         <w:br/>
@@ -962,7 +985,7 @@
         <w:rPr>
           <w:rStyle w:val="VerbatimChar"/>
         </w:rPr>
-        <w:t xml:space="preserve">assert ACTIVE + funds</w:t>
+        <w:t xml:space="preserve">assert ACTIVE + amount &gt; 0</w:t>
       </w:r>
       <w:r>
         <w:br/>
@@ -980,7 +1003,7 @@
         <w:rPr>
           <w:rStyle w:val="VerbatimChar"/>
         </w:rPr>
-        <w:t xml:space="preserve">TransactionService.record(..., DEBIT, ...)</w:t>
+        <w:t xml:space="preserve">increment availableBalance, ledgerBalance, creditCount, timestamps</w:t>
       </w:r>
       <w:r>
         <w:br/>
@@ -998,6 +1021,24 @@
         <w:rPr>
           <w:rStyle w:val="VerbatimChar"/>
         </w:rPr>
+        <w:t xml:space="preserve">TransactionService.record(..., CREDIT, ...)</w:t>
+      </w:r>
+      <w:r>
+        <w:br/>
+      </w:r>
+      <w:r>
+        <w:rPr>
+          <w:rStyle w:val="VerbatimChar"/>
+        </w:rPr>
+        <w:t xml:space="preserve">        ↓</w:t>
+      </w:r>
+      <w:r>
+        <w:br/>
+      </w:r>
+      <w:r>
+        <w:rPr>
+          <w:rStyle w:val="VerbatimChar"/>
+        </w:rPr>
         <w:t xml:space="preserve">AccountRepository.save()</w:t>
       </w:r>
       <w:r>
@@ -1016,24 +1057,65 @@
         <w:rPr>
           <w:rStyle w:val="VerbatimChar"/>
         </w:rPr>
-        <w:t xml:space="preserve">NotificationEventPublisher.publish(WITHDRAW_COMPLETE, recipientEmail)</w:t>
+        <w:t xml:space="preserve">NotificationEventPublisher.publish(DEPOSIT_COMPLETE, recipientEmail)</w:t>
       </w:r>
     </w:p>
     <w:p>
+      <w:pPr>
+        <w:pStyle w:val="FirstParagraph"/>
+        <w:spacing w:after="160" w:line="276" w:lineRule="auto"/>
+        <w:jc w:val="left"/>
+      </w:pPr>
+      <w:r>
+        <w:t xml:space="preserve">Frontend:</w:t>
+      </w:r>
+      <w:r>
+        <w:t xml:space="preserve"> </w:t>
+      </w:r>
+      <w:r>
+        <w:rPr>
+          <w:rStyle w:val="VerbatimChar"/>
+        </w:rPr>
+        <w:t xml:space="preserve">AccountList</w:t>
+      </w:r>
+      <w:r>
+        <w:t xml:space="preserve"> </w:t>
+      </w:r>
+      <w:r>
+        <w:t xml:space="preserve">/ deposit dialog →</w:t>
+      </w:r>
+      <w:r>
+        <w:t xml:space="preserve"> </w:t>
+      </w:r>
+      <w:r>
+        <w:rPr>
+          <w:rStyle w:val="VerbatimChar"/>
+        </w:rPr>
+        <w:t xml:space="preserve">POST /accounts/{id}/deposit</w:t>
+      </w:r>
+      <w:r>
+        <w:t xml:space="preserve">.</w:t>
+      </w:r>
+    </w:p>
+    <w:p>
+      <w:pPr>
+        <w:spacing w:after="160" w:line="276" w:lineRule="auto"/>
+        <w:jc w:val="left"/>
+      </w:pPr>
       <w:r>
         <w:pict>
           <v:rect style="width:0;height:1.5pt" o:hralign="center" o:hrstd="t" o:hr="t"/>
         </w:pict>
       </w:r>
     </w:p>
-    <w:bookmarkEnd w:id="15"/>
-    <w:bookmarkStart w:id="16" w:name="transfer"/>
+    <w:bookmarkEnd w:id="16"/>
+    <w:bookmarkStart w:id="17" w:name="withdraw"/>
     <w:p>
       <w:pPr>
         <w:pStyle w:val="Heading2"/>
       </w:pPr>
       <w:r>
-        <w:t xml:space="preserve">Transfer</w:t>
+        <w:t xml:space="preserve">Withdraw</w:t>
       </w:r>
     </w:p>
     <w:p>
@@ -1044,7 +1126,7 @@
         <w:rPr>
           <w:rStyle w:val="VerbatimChar"/>
         </w:rPr>
-        <w:t xml:space="preserve">AccountController.transfer()</w:t>
+        <w:t xml:space="preserve">AccountController.withdraw()</w:t>
       </w:r>
       <w:r>
         <w:br/>
@@ -1062,7 +1144,7 @@
         <w:rPr>
           <w:rStyle w:val="VerbatimChar"/>
         </w:rPr>
-        <w:t xml:space="preserve">AccountServiceImpl.transfer()</w:t>
+        <w:t xml:space="preserve">AccountServiceImpl.withdraw()</w:t>
       </w:r>
       <w:r>
         <w:br/>
@@ -1080,7 +1162,7 @@
         <w:rPr>
           <w:rStyle w:val="VerbatimChar"/>
         </w:rPr>
-        <w:t xml:space="preserve">lock both accounts (id order)</w:t>
+        <w:t xml:space="preserve">AccountRepository.findByIdForUpdate()</w:t>
       </w:r>
       <w:r>
         <w:br/>
@@ -1098,7 +1180,7 @@
         <w:rPr>
           <w:rStyle w:val="VerbatimChar"/>
         </w:rPr>
-        <w:t xml:space="preserve">DEBIT from + CREDIT to via TransactionService.record</w:t>
+        <w:t xml:space="preserve">assert ACTIVE + funds</w:t>
       </w:r>
       <w:r>
         <w:br/>
@@ -1116,24 +1198,64 @@
         <w:rPr>
           <w:rStyle w:val="VerbatimChar"/>
         </w:rPr>
-        <w:t xml:space="preserve">NotificationEventPublisher.publish(TRANSFER_SUCCESS, dest customer email)</w:t>
+        <w:t xml:space="preserve">TransactionService.record(..., DEBIT, ...)</w:t>
+      </w:r>
+      <w:r>
+        <w:br/>
+      </w:r>
+      <w:r>
+        <w:rPr>
+          <w:rStyle w:val="VerbatimChar"/>
+        </w:rPr>
+        <w:t xml:space="preserve">        ↓</w:t>
+      </w:r>
+      <w:r>
+        <w:br/>
+      </w:r>
+      <w:r>
+        <w:rPr>
+          <w:rStyle w:val="VerbatimChar"/>
+        </w:rPr>
+        <w:t xml:space="preserve">AccountRepository.save()</w:t>
+      </w:r>
+      <w:r>
+        <w:br/>
+      </w:r>
+      <w:r>
+        <w:rPr>
+          <w:rStyle w:val="VerbatimChar"/>
+        </w:rPr>
+        <w:t xml:space="preserve">        ↓</w:t>
+      </w:r>
+      <w:r>
+        <w:br/>
+      </w:r>
+      <w:r>
+        <w:rPr>
+          <w:rStyle w:val="VerbatimChar"/>
+        </w:rPr>
+        <w:t xml:space="preserve">NotificationEventPublisher.publish(WITHDRAW_COMPLETE, recipientEmail)</w:t>
       </w:r>
     </w:p>
     <w:p>
+      <w:pPr>
+        <w:spacing w:after="160" w:line="276" w:lineRule="auto"/>
+        <w:jc w:val="left"/>
+      </w:pPr>
       <w:r>
         <w:pict>
           <v:rect style="width:0;height:1.5pt" o:hralign="center" o:hrstd="t" o:hr="t"/>
         </w:pict>
       </w:r>
     </w:p>
-    <w:bookmarkEnd w:id="16"/>
-    <w:bookmarkStart w:id="17" w:name="kafka-notification-email"/>
+    <w:bookmarkEnd w:id="17"/>
+    <w:bookmarkStart w:id="18" w:name="transfer"/>
     <w:p>
       <w:pPr>
         <w:pStyle w:val="Heading2"/>
       </w:pPr>
       <w:r>
-        <w:t xml:space="preserve">Kafka notification → email</w:t>
+        <w:t xml:space="preserve">Transfer</w:t>
       </w:r>
     </w:p>
     <w:p>
@@ -1144,7 +1266,7 @@
         <w:rPr>
           <w:rStyle w:val="VerbatimChar"/>
         </w:rPr>
-        <w:t xml:space="preserve">AccountServiceImpl (after commit of money movement)</w:t>
+        <w:t xml:space="preserve">AccountController.transfer()</w:t>
       </w:r>
       <w:r>
         <w:br/>
@@ -1162,7 +1284,7 @@
         <w:rPr>
           <w:rStyle w:val="VerbatimChar"/>
         </w:rPr>
-        <w:t xml:space="preserve">NotificationEventPublisher.publish(BankActionEvent)</w:t>
+        <w:t xml:space="preserve">AccountServiceImpl.transfer()</w:t>
       </w:r>
       <w:r>
         <w:br/>
@@ -1180,7 +1302,7 @@
         <w:rPr>
           <w:rStyle w:val="VerbatimChar"/>
         </w:rPr>
-        <w:t xml:space="preserve">Kafka topic bankone.notifications</w:t>
+        <w:t xml:space="preserve">lock both accounts (id order)</w:t>
       </w:r>
       <w:r>
         <w:br/>
@@ -1198,7 +1320,7 @@
         <w:rPr>
           <w:rStyle w:val="VerbatimChar"/>
         </w:rPr>
-        <w:t xml:space="preserve">NotificationEventConsumer</w:t>
+        <w:t xml:space="preserve">DEBIT from + CREDIT to via TransactionService.record</w:t>
       </w:r>
       <w:r>
         <w:br/>
@@ -1216,42 +1338,28 @@
         <w:rPr>
           <w:rStyle w:val="VerbatimChar"/>
         </w:rPr>
-        <w:t xml:space="preserve">NotificationEmailComposer</w:t>
-      </w:r>
-      <w:r>
-        <w:br/>
-      </w:r>
-      <w:r>
-        <w:rPr>
-          <w:rStyle w:val="VerbatimChar"/>
-        </w:rPr>
-        <w:t xml:space="preserve">        ↓</w:t>
-      </w:r>
-      <w:r>
-        <w:br/>
-      </w:r>
-      <w:r>
-        <w:rPr>
-          <w:rStyle w:val="VerbatimChar"/>
-        </w:rPr>
-        <w:t xml:space="preserve">NotificationMailService (SMTP / SendGrid)</w:t>
+        <w:t xml:space="preserve">NotificationEventPublisher.publish(TRANSFER_SUCCESS, dest customer email)</w:t>
       </w:r>
     </w:p>
     <w:p>
+      <w:pPr>
+        <w:spacing w:after="160" w:line="276" w:lineRule="auto"/>
+        <w:jc w:val="left"/>
+      </w:pPr>
       <w:r>
         <w:pict>
           <v:rect style="width:0;height:1.5pt" o:hralign="center" o:hrstd="t" o:hr="t"/>
         </w:pict>
       </w:r>
     </w:p>
-    <w:bookmarkEnd w:id="17"/>
-    <w:bookmarkStart w:id="18" w:name="get-account-by-id"/>
+    <w:bookmarkEnd w:id="18"/>
+    <w:bookmarkStart w:id="19" w:name="kafka-notification-email"/>
     <w:p>
       <w:pPr>
         <w:pStyle w:val="Heading2"/>
       </w:pPr>
       <w:r>
-        <w:t xml:space="preserve">Get account by id</w:t>
+        <w:t xml:space="preserve">Kafka notification → email</w:t>
       </w:r>
     </w:p>
     <w:p>
@@ -1262,7 +1370,7 @@
         <w:rPr>
           <w:rStyle w:val="VerbatimChar"/>
         </w:rPr>
-        <w:t xml:space="preserve">AccountController.getAccountById()</w:t>
+        <w:t xml:space="preserve">AccountServiceImpl (after commit of money movement)</w:t>
       </w:r>
       <w:r>
         <w:br/>
@@ -1280,7 +1388,7 @@
         <w:rPr>
           <w:rStyle w:val="VerbatimChar"/>
         </w:rPr>
-        <w:t xml:space="preserve">AccountServiceImpl.getAccountById()</w:t>
+        <w:t xml:space="preserve">NotificationEventPublisher.publish(BankActionEvent)</w:t>
       </w:r>
       <w:r>
         <w:br/>
@@ -1298,7 +1406,7 @@
         <w:rPr>
           <w:rStyle w:val="VerbatimChar"/>
         </w:rPr>
-        <w:t xml:space="preserve">AccountRepository.findById()</w:t>
+        <w:t xml:space="preserve">Kafka topic bankone.notifications</w:t>
       </w:r>
       <w:r>
         <w:br/>
@@ -1316,24 +1424,64 @@
         <w:rPr>
           <w:rStyle w:val="VerbatimChar"/>
         </w:rPr>
-        <w:t xml:space="preserve">map → AccountResponse</w:t>
+        <w:t xml:space="preserve">NotificationEventConsumer</w:t>
+      </w:r>
+      <w:r>
+        <w:br/>
+      </w:r>
+      <w:r>
+        <w:rPr>
+          <w:rStyle w:val="VerbatimChar"/>
+        </w:rPr>
+        <w:t xml:space="preserve">        ↓</w:t>
+      </w:r>
+      <w:r>
+        <w:br/>
+      </w:r>
+      <w:r>
+        <w:rPr>
+          <w:rStyle w:val="VerbatimChar"/>
+        </w:rPr>
+        <w:t xml:space="preserve">NotificationEmailComposer</w:t>
+      </w:r>
+      <w:r>
+        <w:br/>
+      </w:r>
+      <w:r>
+        <w:rPr>
+          <w:rStyle w:val="VerbatimChar"/>
+        </w:rPr>
+        <w:t xml:space="preserve">        ↓</w:t>
+      </w:r>
+      <w:r>
+        <w:br/>
+      </w:r>
+      <w:r>
+        <w:rPr>
+          <w:rStyle w:val="VerbatimChar"/>
+        </w:rPr>
+        <w:t xml:space="preserve">NotificationMailService (SMTP / SendGrid)</w:t>
       </w:r>
     </w:p>
     <w:p>
+      <w:pPr>
+        <w:spacing w:after="160" w:line="276" w:lineRule="auto"/>
+        <w:jc w:val="left"/>
+      </w:pPr>
       <w:r>
         <w:pict>
           <v:rect style="width:0;height:1.5pt" o:hralign="center" o:hrstd="t" o:hr="t"/>
         </w:pict>
       </w:r>
     </w:p>
-    <w:bookmarkEnd w:id="18"/>
-    <w:bookmarkStart w:id="19" w:name="get-transactions-by-account"/>
+    <w:bookmarkEnd w:id="19"/>
+    <w:bookmarkStart w:id="20" w:name="get-account-by-id"/>
     <w:p>
       <w:pPr>
         <w:pStyle w:val="Heading2"/>
       </w:pPr>
       <w:r>
-        <w:t xml:space="preserve">Get transactions by account</w:t>
+        <w:t xml:space="preserve">Get account by id</w:t>
       </w:r>
     </w:p>
     <w:p>
@@ -1344,7 +1492,7 @@
         <w:rPr>
           <w:rStyle w:val="VerbatimChar"/>
         </w:rPr>
-        <w:t xml:space="preserve">AccountController.getTransactions()</w:t>
+        <w:t xml:space="preserve">AccountController.getAccountById()</w:t>
       </w:r>
       <w:r>
         <w:br/>
@@ -1362,7 +1510,7 @@
         <w:rPr>
           <w:rStyle w:val="VerbatimChar"/>
         </w:rPr>
-        <w:t xml:space="preserve">PageRequests.of(..., TX_SORT_FIELDS, "createdAt")</w:t>
+        <w:t xml:space="preserve">AccountServiceImpl.getAccountById()</w:t>
       </w:r>
       <w:r>
         <w:br/>
@@ -1380,7 +1528,7 @@
         <w:rPr>
           <w:rStyle w:val="VerbatimChar"/>
         </w:rPr>
-        <w:t xml:space="preserve">TransactionServiceImpl.getByAccountId()</w:t>
+        <w:t xml:space="preserve">AccountRepository.findById()</w:t>
       </w:r>
       <w:r>
         <w:br/>
@@ -1398,53 +1546,28 @@
         <w:rPr>
           <w:rStyle w:val="VerbatimChar"/>
         </w:rPr>
-        <w:t xml:space="preserve">AccountRepository.existsById()   (else IllegalArgumentException)</w:t>
-      </w:r>
-      <w:r>
-        <w:br/>
-      </w:r>
-      <w:r>
-        <w:rPr>
-          <w:rStyle w:val="VerbatimChar"/>
-        </w:rPr>
-        <w:t xml:space="preserve">        ↓</w:t>
-      </w:r>
-      <w:r>
-        <w:br/>
-      </w:r>
-      <w:r>
-        <w:rPr>
-          <w:rStyle w:val="VerbatimChar"/>
-        </w:rPr>
-        <w:t xml:space="preserve">TransactionRepository.findByAccountAccountIdOrderByCreatedAtDesc()</w:t>
-      </w:r>
-      <w:r>
-        <w:br/>
-      </w:r>
-      <w:r>
-        <w:rPr>
-          <w:rStyle w:val="VerbatimChar"/>
-        </w:rPr>
-        <w:t xml:space="preserve">        ↓</w:t>
-      </w:r>
-      <w:r>
-        <w:br/>
-      </w:r>
-      <w:r>
-        <w:rPr>
-          <w:rStyle w:val="VerbatimChar"/>
-        </w:rPr>
-        <w:t xml:space="preserve">map → Page&lt;TransactionResponse&gt;</w:t>
+        <w:t xml:space="preserve">map → AccountResponse</w:t>
       </w:r>
     </w:p>
-    <w:bookmarkEnd w:id="19"/>
-    <w:bookmarkStart w:id="20" w:name="search-accounts"/>
+    <w:p>
+      <w:pPr>
+        <w:spacing w:after="160" w:line="276" w:lineRule="auto"/>
+        <w:jc w:val="left"/>
+      </w:pPr>
+      <w:r>
+        <w:pict>
+          <v:rect style="width:0;height:1.5pt" o:hralign="center" o:hrstd="t" o:hr="t"/>
+        </w:pict>
+      </w:r>
+    </w:p>
+    <w:bookmarkEnd w:id="20"/>
+    <w:bookmarkStart w:id="21" w:name="get-transactions-by-account"/>
     <w:p>
       <w:pPr>
         <w:pStyle w:val="Heading2"/>
       </w:pPr>
       <w:r>
-        <w:t xml:space="preserve">Search accounts</w:t>
+        <w:t xml:space="preserve">Get transactions by account</w:t>
       </w:r>
     </w:p>
     <w:p>
@@ -1455,7 +1578,7 @@
         <w:rPr>
           <w:rStyle w:val="VerbatimChar"/>
         </w:rPr>
-        <w:t xml:space="preserve">AccountController.searchAccounts()</w:t>
+        <w:t xml:space="preserve">AccountController.getTransactions()</w:t>
       </w:r>
       <w:r>
         <w:br/>
@@ -1473,7 +1596,7 @@
         <w:rPr>
           <w:rStyle w:val="VerbatimChar"/>
         </w:rPr>
-        <w:t xml:space="preserve">AccountServiceImpl.searchAccounts()</w:t>
+        <w:t xml:space="preserve">PageRequests.of(..., TX_SORT_FIELDS, "createdAt")</w:t>
       </w:r>
       <w:r>
         <w:br/>
@@ -1491,7 +1614,7 @@
         <w:rPr>
           <w:rStyle w:val="VerbatimChar"/>
         </w:rPr>
-        <w:t xml:space="preserve">AccountSpecification.matching()</w:t>
+        <w:t xml:space="preserve">TransactionServiceImpl.getByAccountId()</w:t>
       </w:r>
       <w:r>
         <w:br/>
@@ -1509,24 +1632,53 @@
         <w:rPr>
           <w:rStyle w:val="VerbatimChar"/>
         </w:rPr>
-        <w:t xml:space="preserve">AccountRepository.findAll(spec, pageable)</w:t>
+        <w:t xml:space="preserve">AccountRepository.existsById()   (else IllegalArgumentException)</w:t>
+      </w:r>
+      <w:r>
+        <w:br/>
+      </w:r>
+      <w:r>
+        <w:rPr>
+          <w:rStyle w:val="VerbatimChar"/>
+        </w:rPr>
+        <w:t xml:space="preserve">        ↓</w:t>
+      </w:r>
+      <w:r>
+        <w:br/>
+      </w:r>
+      <w:r>
+        <w:rPr>
+          <w:rStyle w:val="VerbatimChar"/>
+        </w:rPr>
+        <w:t xml:space="preserve">TransactionRepository.findByAccountAccountIdOrderByCreatedAtDesc()</w:t>
+      </w:r>
+      <w:r>
+        <w:br/>
+      </w:r>
+      <w:r>
+        <w:rPr>
+          <w:rStyle w:val="VerbatimChar"/>
+        </w:rPr>
+        <w:t xml:space="preserve">        ↓</w:t>
+      </w:r>
+      <w:r>
+        <w:br/>
+      </w:r>
+      <w:r>
+        <w:rPr>
+          <w:rStyle w:val="VerbatimChar"/>
+        </w:rPr>
+        <w:t xml:space="preserve">map → Page&lt;TransactionResponse&gt;</w:t>
       </w:r>
     </w:p>
-    <w:p>
-      <w:r>
-        <w:pict>
-          <v:rect style="width:0;height:1.5pt" o:hralign="center" o:hrstd="t" o:hr="t"/>
-        </w:pict>
-      </w:r>
-    </w:p>
-    <w:bookmarkEnd w:id="20"/>
-    <w:bookmarkStart w:id="21" w:name="search-customers"/>
+    <w:bookmarkEnd w:id="21"/>
+    <w:bookmarkStart w:id="22" w:name="search-accounts"/>
     <w:p>
       <w:pPr>
         <w:pStyle w:val="Heading2"/>
       </w:pPr>
       <w:r>
-        <w:t xml:space="preserve">Search customers</w:t>
+        <w:t xml:space="preserve">Search accounts</w:t>
       </w:r>
     </w:p>
     <w:p>
@@ -1537,7 +1689,7 @@
         <w:rPr>
           <w:rStyle w:val="VerbatimChar"/>
         </w:rPr>
-        <w:t xml:space="preserve">CustomerController.getCustomers()</w:t>
+        <w:t xml:space="preserve">AccountController.searchAccounts()</w:t>
       </w:r>
       <w:r>
         <w:br/>
@@ -1555,7 +1707,7 @@
         <w:rPr>
           <w:rStyle w:val="VerbatimChar"/>
         </w:rPr>
-        <w:t xml:space="preserve">CustomerServiceImpl.searchCustomers()</w:t>
+        <w:t xml:space="preserve">AccountServiceImpl.searchAccounts()</w:t>
       </w:r>
       <w:r>
         <w:br/>
@@ -1573,7 +1725,7 @@
         <w:rPr>
           <w:rStyle w:val="VerbatimChar"/>
         </w:rPr>
-        <w:t xml:space="preserve">CustomerSpecification.containsText()</w:t>
+        <w:t xml:space="preserve">AccountSpecification.matching()</w:t>
       </w:r>
       <w:r>
         <w:br/>
@@ -1591,24 +1743,28 @@
         <w:rPr>
           <w:rStyle w:val="VerbatimChar"/>
         </w:rPr>
-        <w:t xml:space="preserve">CustomerRepository.findAll(spec, pageable)</w:t>
+        <w:t xml:space="preserve">AccountRepository.findAll(spec, pageable)</w:t>
       </w:r>
     </w:p>
     <w:p>
+      <w:pPr>
+        <w:spacing w:after="160" w:line="276" w:lineRule="auto"/>
+        <w:jc w:val="left"/>
+      </w:pPr>
       <w:r>
         <w:pict>
           <v:rect style="width:0;height:1.5pt" o:hralign="center" o:hrstd="t" o:hr="t"/>
         </w:pict>
       </w:r>
     </w:p>
-    <w:bookmarkEnd w:id="21"/>
-    <w:bookmarkStart w:id="22" w:name="update-account-status"/>
+    <w:bookmarkEnd w:id="22"/>
+    <w:bookmarkStart w:id="23" w:name="search-customers"/>
     <w:p>
       <w:pPr>
         <w:pStyle w:val="Heading2"/>
       </w:pPr>
       <w:r>
-        <w:t xml:space="preserve">Update account status</w:t>
+        <w:t xml:space="preserve">Search customers</w:t>
       </w:r>
     </w:p>
     <w:p>
@@ -1619,7 +1775,7 @@
         <w:rPr>
           <w:rStyle w:val="VerbatimChar"/>
         </w:rPr>
-        <w:t xml:space="preserve">AccountController.updateAccountStatus()</w:t>
+        <w:t xml:space="preserve">CustomerController.getCustomers()</w:t>
       </w:r>
       <w:r>
         <w:br/>
@@ -1637,7 +1793,7 @@
         <w:rPr>
           <w:rStyle w:val="VerbatimChar"/>
         </w:rPr>
-        <w:t xml:space="preserve">AccountServiceImpl.updateAccountStatus()</w:t>
+        <w:t xml:space="preserve">CustomerServiceImpl.searchCustomers()</w:t>
       </w:r>
       <w:r>
         <w:br/>
@@ -1655,24 +1811,46 @@
         <w:rPr>
           <w:rStyle w:val="VerbatimChar"/>
         </w:rPr>
-        <w:t xml:space="preserve">AccountRepository.findById() / save()</w:t>
+        <w:t xml:space="preserve">CustomerSpecification.containsText()</w:t>
+      </w:r>
+      <w:r>
+        <w:br/>
+      </w:r>
+      <w:r>
+        <w:rPr>
+          <w:rStyle w:val="VerbatimChar"/>
+        </w:rPr>
+        <w:t xml:space="preserve">        ↓</w:t>
+      </w:r>
+      <w:r>
+        <w:br/>
+      </w:r>
+      <w:r>
+        <w:rPr>
+          <w:rStyle w:val="VerbatimChar"/>
+        </w:rPr>
+        <w:t xml:space="preserve">CustomerRepository.findAll(spec, pageable)</w:t>
       </w:r>
     </w:p>
     <w:p>
+      <w:pPr>
+        <w:spacing w:after="160" w:line="276" w:lineRule="auto"/>
+        <w:jc w:val="left"/>
+      </w:pPr>
       <w:r>
         <w:pict>
           <v:rect style="width:0;height:1.5pt" o:hralign="center" o:hrstd="t" o:hr="t"/>
         </w:pict>
       </w:r>
     </w:p>
-    <w:bookmarkEnd w:id="22"/>
-    <w:bookmarkStart w:id="23" w:name="employee-list-create-admin"/>
+    <w:bookmarkEnd w:id="23"/>
+    <w:bookmarkStart w:id="24" w:name="update-account-status"/>
     <w:p>
       <w:pPr>
         <w:pStyle w:val="Heading2"/>
       </w:pPr>
       <w:r>
-        <w:t xml:space="preserve">Employee list / create (ADMIN)</w:t>
+        <w:t xml:space="preserve">Update account status</w:t>
       </w:r>
     </w:p>
     <w:p>
@@ -1683,7 +1861,7 @@
         <w:rPr>
           <w:rStyle w:val="VerbatimChar"/>
         </w:rPr>
-        <w:t xml:space="preserve">UserController.* </w:t>
+        <w:t xml:space="preserve">AccountController.updateAccountStatus()</w:t>
       </w:r>
       <w:r>
         <w:br/>
@@ -1701,7 +1879,7 @@
         <w:rPr>
           <w:rStyle w:val="VerbatimChar"/>
         </w:rPr>
-        <w:t xml:space="preserve">UserService.*</w:t>
+        <w:t xml:space="preserve">AccountServiceImpl.updateAccountStatus()</w:t>
       </w:r>
       <w:r>
         <w:br/>
@@ -1719,24 +1897,28 @@
         <w:rPr>
           <w:rStyle w:val="VerbatimChar"/>
         </w:rPr>
-        <w:t xml:space="preserve">UserRepository / UserRoleRepository / RoleRepository</w:t>
+        <w:t xml:space="preserve">AccountRepository.findById() / save()</w:t>
       </w:r>
     </w:p>
     <w:p>
+      <w:pPr>
+        <w:spacing w:after="160" w:line="276" w:lineRule="auto"/>
+        <w:jc w:val="left"/>
+      </w:pPr>
       <w:r>
         <w:pict>
           <v:rect style="width:0;height:1.5pt" o:hralign="center" o:hrstd="t" o:hr="t"/>
         </w:pict>
       </w:r>
     </w:p>
-    <w:bookmarkEnd w:id="23"/>
-    <w:bookmarkStart w:id="24" w:name="dashboard-summary"/>
+    <w:bookmarkEnd w:id="24"/>
+    <w:bookmarkStart w:id="25" w:name="employee-list-create-admin"/>
     <w:p>
       <w:pPr>
         <w:pStyle w:val="Heading2"/>
       </w:pPr>
       <w:r>
-        <w:t xml:space="preserve">Dashboard summary</w:t>
+        <w:t xml:space="preserve">Employee list / create (ADMIN)</w:t>
       </w:r>
     </w:p>
     <w:p>
@@ -1747,6 +1929,74 @@
         <w:rPr>
           <w:rStyle w:val="VerbatimChar"/>
         </w:rPr>
+        <w:t xml:space="preserve">UserController.* </w:t>
+      </w:r>
+      <w:r>
+        <w:br/>
+      </w:r>
+      <w:r>
+        <w:rPr>
+          <w:rStyle w:val="VerbatimChar"/>
+        </w:rPr>
+        <w:t xml:space="preserve">        ↓</w:t>
+      </w:r>
+      <w:r>
+        <w:br/>
+      </w:r>
+      <w:r>
+        <w:rPr>
+          <w:rStyle w:val="VerbatimChar"/>
+        </w:rPr>
+        <w:t xml:space="preserve">UserService.*</w:t>
+      </w:r>
+      <w:r>
+        <w:br/>
+      </w:r>
+      <w:r>
+        <w:rPr>
+          <w:rStyle w:val="VerbatimChar"/>
+        </w:rPr>
+        <w:t xml:space="preserve">        ↓</w:t>
+      </w:r>
+      <w:r>
+        <w:br/>
+      </w:r>
+      <w:r>
+        <w:rPr>
+          <w:rStyle w:val="VerbatimChar"/>
+        </w:rPr>
+        <w:t xml:space="preserve">UserRepository / UserRoleRepository / RoleRepository</w:t>
+      </w:r>
+    </w:p>
+    <w:p>
+      <w:pPr>
+        <w:spacing w:after="160" w:line="276" w:lineRule="auto"/>
+        <w:jc w:val="left"/>
+      </w:pPr>
+      <w:r>
+        <w:pict>
+          <v:rect style="width:0;height:1.5pt" o:hralign="center" o:hrstd="t" o:hr="t"/>
+        </w:pict>
+      </w:r>
+    </w:p>
+    <w:bookmarkEnd w:id="25"/>
+    <w:bookmarkStart w:id="26" w:name="dashboard-summary"/>
+    <w:p>
+      <w:pPr>
+        <w:pStyle w:val="Heading2"/>
+      </w:pPr>
+      <w:r>
+        <w:t xml:space="preserve">Dashboard summary</w:t>
+      </w:r>
+    </w:p>
+    <w:p>
+      <w:pPr>
+        <w:pStyle w:val="SourceCode"/>
+      </w:pPr>
+      <w:r>
+        <w:rPr>
+          <w:rStyle w:val="VerbatimChar"/>
+        </w:rPr>
         <w:t xml:space="preserve">DashboardController.getDashboard()</w:t>
       </w:r>
       <w:r>
@@ -1804,8 +2054,8 @@
         <w:t xml:space="preserve">todayTransactionCount = 0  (stub)</w:t>
       </w:r>
     </w:p>
-    <w:bookmarkEnd w:id="24"/>
-    <w:bookmarkEnd w:id="25"/>
+    <w:bookmarkEnd w:id="26"/>
+    <w:bookmarkEnd w:id="27"/>
     <w:sectPr>
       <w:pgSz w:h="16838" w:w="11906"/>
       <w:pgMar w:bottom="1134" w:footer="720" w:gutter="0" w:header="720" w:left="1247" w:right="1247" w:top="1134"/>
